--- a/Модуль 1/Филипков З.Н. Модуль 1.docx
+++ b/Модуль 1/Филипков З.Н. Модуль 1.docx
@@ -10925,6 +10925,7 @@
           <w:sz w:val="16"/>
           <w:szCs w:val="16"/>
           <w:highlight w:val="white"/>
+          <w:lang w:val="en-US"/>
         </w:rPr>
       </w:pPr>
       <w:r>
@@ -10947,6 +10948,7 @@
           <w:sz w:val="16"/>
           <w:szCs w:val="16"/>
           <w:highlight w:val="white"/>
+          <w:lang w:val="en-US"/>
         </w:rPr>
         <w:t>{</w:t>
       </w:r>
@@ -10975,6 +10977,7 @@
           <w:sz w:val="16"/>
           <w:szCs w:val="16"/>
           <w:highlight w:val="white"/>
+          <w:lang w:val="en-US"/>
         </w:rPr>
         <w:t xml:space="preserve">        </w:t>
       </w:r>
@@ -11938,6 +11941,7 @@
           <w:sz w:val="16"/>
           <w:szCs w:val="16"/>
           <w:highlight w:val="white"/>
+          <w:lang w:val="en-US"/>
         </w:rPr>
       </w:pPr>
       <w:r>
@@ -11959,6 +11963,7 @@
           <w:sz w:val="16"/>
           <w:szCs w:val="16"/>
           <w:highlight w:val="white"/>
+          <w:lang w:val="en-US"/>
         </w:rPr>
         <w:t>double</w:t>
       </w:r>
@@ -11970,6 +11975,7 @@
           <w:sz w:val="16"/>
           <w:szCs w:val="16"/>
           <w:highlight w:val="white"/>
+          <w:lang w:val="en-US"/>
         </w:rPr>
         <w:t xml:space="preserve"> </w:t>
       </w:r>
@@ -11982,6 +11988,7 @@
           <w:sz w:val="16"/>
           <w:szCs w:val="16"/>
           <w:highlight w:val="white"/>
+          <w:lang w:val="en-US"/>
         </w:rPr>
         <w:t>maxAbs</w:t>
       </w:r>
@@ -11994,6 +12001,7 @@
           <w:sz w:val="16"/>
           <w:szCs w:val="16"/>
           <w:highlight w:val="white"/>
+          <w:lang w:val="en-US"/>
         </w:rPr>
         <w:t xml:space="preserve"> = </w:t>
       </w:r>
@@ -12006,6 +12014,7 @@
           <w:sz w:val="16"/>
           <w:szCs w:val="16"/>
           <w:highlight w:val="white"/>
+          <w:lang w:val="en-US"/>
         </w:rPr>
         <w:t>Math</w:t>
       </w:r>
@@ -12017,6 +12026,7 @@
           <w:sz w:val="16"/>
           <w:szCs w:val="16"/>
           <w:highlight w:val="white"/>
+          <w:lang w:val="en-US"/>
         </w:rPr>
         <w:t>.Abs</w:t>
       </w:r>
@@ -12029,21 +12039,222 @@
           <w:sz w:val="16"/>
           <w:szCs w:val="16"/>
           <w:highlight w:val="white"/>
+          <w:lang w:val="en-US"/>
         </w:rPr>
         <w:t>(</w:t>
       </w:r>
+      <w:proofErr w:type="gramStart"/>
+      <w:r>
+        <w:rPr>
+          <w:rFonts w:ascii="Courier New" w:hAnsi="Courier New" w:cs="Courier New"/>
+          <w:color w:val="000000"/>
+          <w:kern w:val="0"/>
+          <w:sz w:val="16"/>
+          <w:szCs w:val="16"/>
+          <w:highlight w:val="white"/>
+          <w:lang w:val="en-US"/>
+        </w:rPr>
+        <w:t>array[</w:t>
+      </w:r>
+      <w:proofErr w:type="gramEnd"/>
+      <w:r>
+        <w:rPr>
+          <w:rFonts w:ascii="Courier New" w:hAnsi="Courier New" w:cs="Courier New"/>
+          <w:color w:val="000000"/>
+          <w:kern w:val="0"/>
+          <w:sz w:val="16"/>
+          <w:szCs w:val="16"/>
+          <w:highlight w:val="white"/>
+          <w:lang w:val="en-US"/>
+        </w:rPr>
+        <w:t>0]);</w:t>
+      </w:r>
+    </w:p>
+    <w:p>
+      <w:pPr>
+        <w:autoSpaceDE w:val="0"/>
+        <w:autoSpaceDN w:val="0"/>
+        <w:adjustRightInd w:val="0"/>
+        <w:spacing w:after="0" w:line="240" w:lineRule="auto"/>
+        <w:ind w:firstLine="851"/>
+        <w:rPr>
+          <w:rFonts w:ascii="Courier New" w:hAnsi="Courier New" w:cs="Courier New"/>
+          <w:color w:val="000000"/>
+          <w:kern w:val="0"/>
+          <w:sz w:val="16"/>
+          <w:szCs w:val="16"/>
+          <w:highlight w:val="white"/>
+          <w:lang w:val="en-US"/>
+        </w:rPr>
+      </w:pPr>
+      <w:r>
+        <w:rPr>
+          <w:rFonts w:ascii="Courier New" w:hAnsi="Courier New" w:cs="Courier New"/>
+          <w:color w:val="000000"/>
+          <w:kern w:val="0"/>
+          <w:sz w:val="16"/>
+          <w:szCs w:val="16"/>
+          <w:highlight w:val="white"/>
+          <w:lang w:val="en-US"/>
+        </w:rPr>
+        <w:t xml:space="preserve">        </w:t>
+      </w:r>
+      <w:r>
+        <w:rPr>
+          <w:rFonts w:ascii="Courier New" w:hAnsi="Courier New" w:cs="Courier New"/>
+          <w:color w:val="0000FF"/>
+          <w:kern w:val="0"/>
+          <w:sz w:val="16"/>
+          <w:szCs w:val="16"/>
+          <w:highlight w:val="white"/>
+          <w:lang w:val="en-US"/>
+        </w:rPr>
+        <w:t>for</w:t>
+      </w:r>
+      <w:r>
+        <w:rPr>
+          <w:rFonts w:ascii="Courier New" w:hAnsi="Courier New" w:cs="Courier New"/>
+          <w:color w:val="000000"/>
+          <w:kern w:val="0"/>
+          <w:sz w:val="16"/>
+          <w:szCs w:val="16"/>
+          <w:highlight w:val="white"/>
+          <w:lang w:val="en-US"/>
+        </w:rPr>
+        <w:t xml:space="preserve"> (</w:t>
+      </w:r>
+      <w:r>
+        <w:rPr>
+          <w:rFonts w:ascii="Courier New" w:hAnsi="Courier New" w:cs="Courier New"/>
+          <w:color w:val="0000FF"/>
+          <w:kern w:val="0"/>
+          <w:sz w:val="16"/>
+          <w:szCs w:val="16"/>
+          <w:highlight w:val="white"/>
+          <w:lang w:val="en-US"/>
+        </w:rPr>
+        <w:t>int</w:t>
+      </w:r>
+      <w:r>
+        <w:rPr>
+          <w:rFonts w:ascii="Courier New" w:hAnsi="Courier New" w:cs="Courier New"/>
+          <w:color w:val="000000"/>
+          <w:kern w:val="0"/>
+          <w:sz w:val="16"/>
+          <w:szCs w:val="16"/>
+          <w:highlight w:val="white"/>
+          <w:lang w:val="en-US"/>
+        </w:rPr>
+        <w:t xml:space="preserve"> i = 1; i &lt; n; i++)</w:t>
+      </w:r>
+    </w:p>
+    <w:p>
+      <w:pPr>
+        <w:autoSpaceDE w:val="0"/>
+        <w:autoSpaceDN w:val="0"/>
+        <w:adjustRightInd w:val="0"/>
+        <w:spacing w:after="0" w:line="240" w:lineRule="auto"/>
+        <w:ind w:firstLine="851"/>
+        <w:rPr>
+          <w:rFonts w:ascii="Courier New" w:hAnsi="Courier New" w:cs="Courier New"/>
+          <w:color w:val="000000"/>
+          <w:kern w:val="0"/>
+          <w:sz w:val="16"/>
+          <w:szCs w:val="16"/>
+          <w:highlight w:val="white"/>
+          <w:lang w:val="en-US"/>
+        </w:rPr>
+      </w:pPr>
+      <w:r>
+        <w:rPr>
+          <w:rFonts w:ascii="Courier New" w:hAnsi="Courier New" w:cs="Courier New"/>
+          <w:color w:val="000000"/>
+          <w:kern w:val="0"/>
+          <w:sz w:val="16"/>
+          <w:szCs w:val="16"/>
+          <w:highlight w:val="white"/>
+          <w:lang w:val="en-US"/>
+        </w:rPr>
+        <w:t xml:space="preserve">        {</w:t>
+      </w:r>
+    </w:p>
+    <w:p>
+      <w:pPr>
+        <w:autoSpaceDE w:val="0"/>
+        <w:autoSpaceDN w:val="0"/>
+        <w:adjustRightInd w:val="0"/>
+        <w:spacing w:after="0" w:line="240" w:lineRule="auto"/>
+        <w:ind w:firstLine="851"/>
+        <w:rPr>
+          <w:rFonts w:ascii="Courier New" w:hAnsi="Courier New" w:cs="Courier New"/>
+          <w:color w:val="000000"/>
+          <w:kern w:val="0"/>
+          <w:sz w:val="16"/>
+          <w:szCs w:val="16"/>
+          <w:highlight w:val="white"/>
+          <w:lang w:val="en-US"/>
+        </w:rPr>
+      </w:pPr>
+      <w:r>
+        <w:rPr>
+          <w:rFonts w:ascii="Courier New" w:hAnsi="Courier New" w:cs="Courier New"/>
+          <w:color w:val="000000"/>
+          <w:kern w:val="0"/>
+          <w:sz w:val="16"/>
+          <w:szCs w:val="16"/>
+          <w:highlight w:val="white"/>
+          <w:lang w:val="en-US"/>
+        </w:rPr>
+        <w:t xml:space="preserve">            </w:t>
+      </w:r>
+      <w:r>
+        <w:rPr>
+          <w:rFonts w:ascii="Courier New" w:hAnsi="Courier New" w:cs="Courier New"/>
+          <w:color w:val="0000FF"/>
+          <w:kern w:val="0"/>
+          <w:sz w:val="16"/>
+          <w:szCs w:val="16"/>
+          <w:highlight w:val="white"/>
+          <w:lang w:val="en-US"/>
+        </w:rPr>
+        <w:t>if</w:t>
+      </w:r>
+      <w:r>
+        <w:rPr>
+          <w:rFonts w:ascii="Courier New" w:hAnsi="Courier New" w:cs="Courier New"/>
+          <w:color w:val="000000"/>
+          <w:kern w:val="0"/>
+          <w:sz w:val="16"/>
+          <w:szCs w:val="16"/>
+          <w:highlight w:val="white"/>
+          <w:lang w:val="en-US"/>
+        </w:rPr>
+        <w:t xml:space="preserve"> (</w:t>
+      </w:r>
       <w:proofErr w:type="spellStart"/>
-      <w:proofErr w:type="gramStart"/>
-      <w:r>
-        <w:rPr>
-          <w:rFonts w:ascii="Courier New" w:hAnsi="Courier New" w:cs="Courier New"/>
-          <w:color w:val="000000"/>
-          <w:kern w:val="0"/>
-          <w:sz w:val="16"/>
-          <w:szCs w:val="16"/>
-          <w:highlight w:val="white"/>
-        </w:rPr>
-        <w:t>array</w:t>
+      <w:r>
+        <w:rPr>
+          <w:rFonts w:ascii="Courier New" w:hAnsi="Courier New" w:cs="Courier New"/>
+          <w:color w:val="2B91AF"/>
+          <w:kern w:val="0"/>
+          <w:sz w:val="16"/>
+          <w:szCs w:val="16"/>
+          <w:highlight w:val="white"/>
+          <w:lang w:val="en-US"/>
+        </w:rPr>
+        <w:t>Math</w:t>
+      </w:r>
+      <w:r>
+        <w:rPr>
+          <w:rFonts w:ascii="Courier New" w:hAnsi="Courier New" w:cs="Courier New"/>
+          <w:color w:val="000000"/>
+          <w:kern w:val="0"/>
+          <w:sz w:val="16"/>
+          <w:szCs w:val="16"/>
+          <w:highlight w:val="white"/>
+          <w:lang w:val="en-US"/>
+        </w:rPr>
+        <w:t>.Abs</w:t>
       </w:r>
       <w:proofErr w:type="spellEnd"/>
       <w:r>
@@ -12054,245 +12265,9 @@
           <w:sz w:val="16"/>
           <w:szCs w:val="16"/>
           <w:highlight w:val="white"/>
-        </w:rPr>
-        <w:t>[</w:t>
-      </w:r>
-      <w:proofErr w:type="gramEnd"/>
-      <w:r>
-        <w:rPr>
-          <w:rFonts w:ascii="Courier New" w:hAnsi="Courier New" w:cs="Courier New"/>
-          <w:color w:val="000000"/>
-          <w:kern w:val="0"/>
-          <w:sz w:val="16"/>
-          <w:szCs w:val="16"/>
-          <w:highlight w:val="white"/>
-        </w:rPr>
-        <w:t>0]);</w:t>
-      </w:r>
-    </w:p>
-    <w:p>
-      <w:pPr>
-        <w:autoSpaceDE w:val="0"/>
-        <w:autoSpaceDN w:val="0"/>
-        <w:adjustRightInd w:val="0"/>
-        <w:spacing w:after="0" w:line="240" w:lineRule="auto"/>
-        <w:ind w:firstLine="851"/>
-        <w:rPr>
-          <w:rFonts w:ascii="Courier New" w:hAnsi="Courier New" w:cs="Courier New"/>
-          <w:color w:val="000000"/>
-          <w:kern w:val="0"/>
-          <w:sz w:val="16"/>
-          <w:szCs w:val="16"/>
-          <w:highlight w:val="white"/>
-          <w:lang w:val="en-US"/>
-        </w:rPr>
-      </w:pPr>
-      <w:r>
-        <w:rPr>
-          <w:rFonts w:ascii="Courier New" w:hAnsi="Courier New" w:cs="Courier New"/>
-          <w:color w:val="000000"/>
-          <w:kern w:val="0"/>
-          <w:sz w:val="16"/>
-          <w:szCs w:val="16"/>
-          <w:highlight w:val="white"/>
-        </w:rPr>
-        <w:t xml:space="preserve">        </w:t>
-      </w:r>
-      <w:r>
-        <w:rPr>
-          <w:rFonts w:ascii="Courier New" w:hAnsi="Courier New" w:cs="Courier New"/>
-          <w:color w:val="0000FF"/>
-          <w:kern w:val="0"/>
-          <w:sz w:val="16"/>
-          <w:szCs w:val="16"/>
-          <w:highlight w:val="white"/>
-          <w:lang w:val="en-US"/>
-        </w:rPr>
-        <w:t>for</w:t>
-      </w:r>
-      <w:r>
-        <w:rPr>
-          <w:rFonts w:ascii="Courier New" w:hAnsi="Courier New" w:cs="Courier New"/>
-          <w:color w:val="000000"/>
-          <w:kern w:val="0"/>
-          <w:sz w:val="16"/>
-          <w:szCs w:val="16"/>
-          <w:highlight w:val="white"/>
-          <w:lang w:val="en-US"/>
-        </w:rPr>
-        <w:t xml:space="preserve"> (</w:t>
-      </w:r>
-      <w:r>
-        <w:rPr>
-          <w:rFonts w:ascii="Courier New" w:hAnsi="Courier New" w:cs="Courier New"/>
-          <w:color w:val="0000FF"/>
-          <w:kern w:val="0"/>
-          <w:sz w:val="16"/>
-          <w:szCs w:val="16"/>
-          <w:highlight w:val="white"/>
-          <w:lang w:val="en-US"/>
-        </w:rPr>
-        <w:t>int</w:t>
-      </w:r>
-      <w:r>
-        <w:rPr>
-          <w:rFonts w:ascii="Courier New" w:hAnsi="Courier New" w:cs="Courier New"/>
-          <w:color w:val="000000"/>
-          <w:kern w:val="0"/>
-          <w:sz w:val="16"/>
-          <w:szCs w:val="16"/>
-          <w:highlight w:val="white"/>
-          <w:lang w:val="en-US"/>
-        </w:rPr>
-        <w:t xml:space="preserve"> i = 1; i &lt; n; i++)</w:t>
-      </w:r>
-    </w:p>
-    <w:p>
-      <w:pPr>
-        <w:autoSpaceDE w:val="0"/>
-        <w:autoSpaceDN w:val="0"/>
-        <w:adjustRightInd w:val="0"/>
-        <w:spacing w:after="0" w:line="240" w:lineRule="auto"/>
-        <w:ind w:firstLine="851"/>
-        <w:rPr>
-          <w:rFonts w:ascii="Courier New" w:hAnsi="Courier New" w:cs="Courier New"/>
-          <w:color w:val="000000"/>
-          <w:kern w:val="0"/>
-          <w:sz w:val="16"/>
-          <w:szCs w:val="16"/>
-          <w:highlight w:val="white"/>
-          <w:lang w:val="en-US"/>
-        </w:rPr>
-      </w:pPr>
-      <w:r>
-        <w:rPr>
-          <w:rFonts w:ascii="Courier New" w:hAnsi="Courier New" w:cs="Courier New"/>
-          <w:color w:val="000000"/>
-          <w:kern w:val="0"/>
-          <w:sz w:val="16"/>
-          <w:szCs w:val="16"/>
-          <w:highlight w:val="white"/>
-          <w:lang w:val="en-US"/>
-        </w:rPr>
-        <w:t xml:space="preserve">        {</w:t>
-      </w:r>
-    </w:p>
-    <w:p>
-      <w:pPr>
-        <w:autoSpaceDE w:val="0"/>
-        <w:autoSpaceDN w:val="0"/>
-        <w:adjustRightInd w:val="0"/>
-        <w:spacing w:after="0" w:line="240" w:lineRule="auto"/>
-        <w:ind w:firstLine="851"/>
-        <w:rPr>
-          <w:rFonts w:ascii="Courier New" w:hAnsi="Courier New" w:cs="Courier New"/>
-          <w:color w:val="000000"/>
-          <w:kern w:val="0"/>
-          <w:sz w:val="16"/>
-          <w:szCs w:val="16"/>
-          <w:highlight w:val="white"/>
-          <w:lang w:val="en-US"/>
-        </w:rPr>
-      </w:pPr>
-      <w:r>
-        <w:rPr>
-          <w:rFonts w:ascii="Courier New" w:hAnsi="Courier New" w:cs="Courier New"/>
-          <w:color w:val="000000"/>
-          <w:kern w:val="0"/>
-          <w:sz w:val="16"/>
-          <w:szCs w:val="16"/>
-          <w:highlight w:val="white"/>
-          <w:lang w:val="en-US"/>
-        </w:rPr>
-        <w:t xml:space="preserve">            </w:t>
-      </w:r>
-      <w:r>
-        <w:rPr>
-          <w:rFonts w:ascii="Courier New" w:hAnsi="Courier New" w:cs="Courier New"/>
-          <w:color w:val="0000FF"/>
-          <w:kern w:val="0"/>
-          <w:sz w:val="16"/>
-          <w:szCs w:val="16"/>
-          <w:highlight w:val="white"/>
-          <w:lang w:val="en-US"/>
-        </w:rPr>
-        <w:t>if</w:t>
-      </w:r>
-      <w:r>
-        <w:rPr>
-          <w:rFonts w:ascii="Courier New" w:hAnsi="Courier New" w:cs="Courier New"/>
-          <w:color w:val="000000"/>
-          <w:kern w:val="0"/>
-          <w:sz w:val="16"/>
-          <w:szCs w:val="16"/>
-          <w:highlight w:val="white"/>
-          <w:lang w:val="en-US"/>
-        </w:rPr>
-        <w:t xml:space="preserve"> (</w:t>
-      </w:r>
-      <w:proofErr w:type="spellStart"/>
-      <w:r>
-        <w:rPr>
-          <w:rFonts w:ascii="Courier New" w:hAnsi="Courier New" w:cs="Courier New"/>
-          <w:color w:val="2B91AF"/>
-          <w:kern w:val="0"/>
-          <w:sz w:val="16"/>
-          <w:szCs w:val="16"/>
-          <w:highlight w:val="white"/>
-          <w:lang w:val="en-US"/>
-        </w:rPr>
-        <w:t>Math</w:t>
-      </w:r>
-      <w:r>
-        <w:rPr>
-          <w:rFonts w:ascii="Courier New" w:hAnsi="Courier New" w:cs="Courier New"/>
-          <w:color w:val="000000"/>
-          <w:kern w:val="0"/>
-          <w:sz w:val="16"/>
-          <w:szCs w:val="16"/>
-          <w:highlight w:val="white"/>
-          <w:lang w:val="en-US"/>
-        </w:rPr>
-        <w:t>.Abs</w:t>
-      </w:r>
-      <w:proofErr w:type="spellEnd"/>
-      <w:r>
-        <w:rPr>
-          <w:rFonts w:ascii="Courier New" w:hAnsi="Courier New" w:cs="Courier New"/>
-          <w:color w:val="000000"/>
-          <w:kern w:val="0"/>
-          <w:sz w:val="16"/>
-          <w:szCs w:val="16"/>
-          <w:highlight w:val="white"/>
-          <w:lang w:val="en-US"/>
-        </w:rPr>
-        <w:t xml:space="preserve">(array[i]) &gt; </w:t>
-      </w:r>
-      <w:proofErr w:type="spellStart"/>
-      <w:r>
-        <w:rPr>
-          <w:rFonts w:ascii="Courier New" w:hAnsi="Courier New" w:cs="Courier New"/>
-          <w:color w:val="000000"/>
-          <w:kern w:val="0"/>
-          <w:sz w:val="16"/>
-          <w:szCs w:val="16"/>
-          <w:highlight w:val="white"/>
-          <w:lang w:val="en-US"/>
-        </w:rPr>
-        <w:t>maxAbs</w:t>
-      </w:r>
-      <w:proofErr w:type="spellEnd"/>
-      <w:r>
-        <w:rPr>
-          <w:rFonts w:ascii="Courier New" w:hAnsi="Courier New" w:cs="Courier New"/>
-          <w:color w:val="000000"/>
-          <w:kern w:val="0"/>
-          <w:sz w:val="16"/>
-          <w:szCs w:val="16"/>
-          <w:highlight w:val="white"/>
-          <w:lang w:val="en-US"/>
-        </w:rPr>
-        <w:t>)</w:t>
+          <w:lang w:val="en-US"/>
+        </w:rPr>
+        <w:t>(array[i]) &gt; maxAbs)</w:t>
       </w:r>
     </w:p>
     <w:p>
@@ -13519,6 +13494,7 @@
         <w:rPr>
           <w:rFonts w:ascii="Times New Roman" w:eastAsia="Calibri" w:hAnsi="Times New Roman" w:cs="Times New Roman"/>
           <w:bCs/>
+          <w:noProof/>
           <w:kern w:val="0"/>
         </w:rPr>
         <w:drawing>
@@ -13963,6 +13939,7 @@
           <w:sz w:val="16"/>
           <w:szCs w:val="16"/>
           <w:highlight w:val="white"/>
+          <w:lang w:val="en-US"/>
         </w:rPr>
       </w:pPr>
       <w:r>
@@ -13985,6 +13962,7 @@
           <w:sz w:val="16"/>
           <w:szCs w:val="16"/>
           <w:highlight w:val="white"/>
+          <w:lang w:val="en-US"/>
         </w:rPr>
         <w:t>{</w:t>
       </w:r>
@@ -14013,6 +13991,7 @@
           <w:sz w:val="16"/>
           <w:szCs w:val="16"/>
           <w:highlight w:val="white"/>
+          <w:lang w:val="en-US"/>
         </w:rPr>
         <w:t xml:space="preserve">        </w:t>
       </w:r>
@@ -16701,6 +16680,7 @@
         <w:rPr>
           <w:rFonts w:ascii="Times New Roman" w:eastAsia="Calibri" w:hAnsi="Times New Roman" w:cs="Times New Roman"/>
           <w:bCs/>
+          <w:noProof/>
           <w:kern w:val="0"/>
         </w:rPr>
         <w:drawing>
@@ -18745,6 +18725,7 @@
           <w:sz w:val="16"/>
           <w:szCs w:val="16"/>
           <w:highlight w:val="white"/>
+          <w:lang w:val="en-US"/>
         </w:rPr>
       </w:pPr>
       <w:r>
@@ -18758,7 +18739,6 @@
         </w:rPr>
         <w:t xml:space="preserve">    </w:t>
       </w:r>
-      <w:proofErr w:type="spellStart"/>
       <w:r>
         <w:rPr>
           <w:rFonts w:ascii="Courier New" w:hAnsi="Courier New" w:cs="Courier New"/>
@@ -18767,18 +18747,19 @@
           <w:sz w:val="16"/>
           <w:szCs w:val="16"/>
           <w:highlight w:val="white"/>
+          <w:lang w:val="en-US"/>
         </w:rPr>
         <w:t>static</w:t>
       </w:r>
-      <w:proofErr w:type="spellEnd"/>
-      <w:r>
-        <w:rPr>
-          <w:rFonts w:ascii="Courier New" w:hAnsi="Courier New" w:cs="Courier New"/>
-          <w:color w:val="000000"/>
-          <w:kern w:val="0"/>
-          <w:sz w:val="16"/>
-          <w:szCs w:val="16"/>
-          <w:highlight w:val="white"/>
+      <w:r>
+        <w:rPr>
+          <w:rFonts w:ascii="Courier New" w:hAnsi="Courier New" w:cs="Courier New"/>
+          <w:color w:val="000000"/>
+          <w:kern w:val="0"/>
+          <w:sz w:val="16"/>
+          <w:szCs w:val="16"/>
+          <w:highlight w:val="white"/>
+          <w:lang w:val="en-US"/>
         </w:rPr>
         <w:t xml:space="preserve"> </w:t>
       </w:r>
@@ -18790,6 +18771,7 @@
           <w:sz w:val="16"/>
           <w:szCs w:val="16"/>
           <w:highlight w:val="white"/>
+          <w:lang w:val="en-US"/>
         </w:rPr>
         <w:t>bool</w:t>
       </w:r>
@@ -18801,6 +18783,7 @@
           <w:sz w:val="16"/>
           <w:szCs w:val="16"/>
           <w:highlight w:val="white"/>
+          <w:lang w:val="en-US"/>
         </w:rPr>
         <w:t xml:space="preserve"> </w:t>
       </w:r>
@@ -18814,6 +18797,7 @@
           <w:sz w:val="16"/>
           <w:szCs w:val="16"/>
           <w:highlight w:val="white"/>
+          <w:lang w:val="en-US"/>
         </w:rPr>
         <w:t>IsPrime</w:t>
       </w:r>
@@ -18826,6 +18810,7 @@
           <w:sz w:val="16"/>
           <w:szCs w:val="16"/>
           <w:highlight w:val="white"/>
+          <w:lang w:val="en-US"/>
         </w:rPr>
         <w:t>(</w:t>
       </w:r>
@@ -18838,6 +18823,7 @@
           <w:sz w:val="16"/>
           <w:szCs w:val="16"/>
           <w:highlight w:val="white"/>
+          <w:lang w:val="en-US"/>
         </w:rPr>
         <w:t>int</w:t>
       </w:r>
@@ -18849,6 +18835,7 @@
           <w:sz w:val="16"/>
           <w:szCs w:val="16"/>
           <w:highlight w:val="white"/>
+          <w:lang w:val="en-US"/>
         </w:rPr>
         <w:t xml:space="preserve"> n)</w:t>
       </w:r>
@@ -18878,6 +18865,7 @@
           <w:sz w:val="16"/>
           <w:szCs w:val="16"/>
           <w:highlight w:val="white"/>
+          <w:lang w:val="en-US"/>
         </w:rPr>
         <w:t xml:space="preserve">    </w:t>
       </w:r>
@@ -19515,6 +19503,7 @@
         <w:rPr>
           <w:rFonts w:ascii="Times New Roman" w:eastAsia="Calibri" w:hAnsi="Times New Roman" w:cs="Times New Roman"/>
           <w:bCs/>
+          <w:noProof/>
           <w:kern w:val="0"/>
         </w:rPr>
         <w:lastRenderedPageBreak/>
@@ -21331,6 +21320,7 @@
           <w:sz w:val="16"/>
           <w:szCs w:val="16"/>
           <w:highlight w:val="white"/>
+          <w:lang w:val="en-US"/>
         </w:rPr>
       </w:pPr>
       <w:r>
@@ -21353,6 +21343,7 @@
           <w:sz w:val="16"/>
           <w:szCs w:val="16"/>
           <w:highlight w:val="white"/>
+          <w:lang w:val="en-US"/>
         </w:rPr>
         <w:t>}</w:t>
       </w:r>
@@ -21371,34 +21362,36 @@
           <w:sz w:val="16"/>
           <w:szCs w:val="16"/>
           <w:highlight w:val="white"/>
-        </w:rPr>
-      </w:pPr>
-    </w:p>
-    <w:p>
-      <w:pPr>
-        <w:autoSpaceDE w:val="0"/>
-        <w:autoSpaceDN w:val="0"/>
-        <w:adjustRightInd w:val="0"/>
-        <w:spacing w:after="0" w:line="240" w:lineRule="auto"/>
-        <w:ind w:firstLine="851"/>
-        <w:rPr>
-          <w:rFonts w:ascii="Courier New" w:hAnsi="Courier New" w:cs="Courier New"/>
-          <w:color w:val="000000"/>
-          <w:kern w:val="0"/>
-          <w:sz w:val="16"/>
-          <w:szCs w:val="16"/>
-          <w:highlight w:val="white"/>
-          <w:lang w:val="en-US"/>
-        </w:rPr>
-      </w:pPr>
-      <w:r>
-        <w:rPr>
-          <w:rFonts w:ascii="Courier New" w:hAnsi="Courier New" w:cs="Courier New"/>
-          <w:color w:val="000000"/>
-          <w:kern w:val="0"/>
-          <w:sz w:val="16"/>
-          <w:szCs w:val="16"/>
-          <w:highlight w:val="white"/>
+          <w:lang w:val="en-US"/>
+        </w:rPr>
+      </w:pPr>
+    </w:p>
+    <w:p>
+      <w:pPr>
+        <w:autoSpaceDE w:val="0"/>
+        <w:autoSpaceDN w:val="0"/>
+        <w:adjustRightInd w:val="0"/>
+        <w:spacing w:after="0" w:line="240" w:lineRule="auto"/>
+        <w:ind w:firstLine="851"/>
+        <w:rPr>
+          <w:rFonts w:ascii="Courier New" w:hAnsi="Courier New" w:cs="Courier New"/>
+          <w:color w:val="000000"/>
+          <w:kern w:val="0"/>
+          <w:sz w:val="16"/>
+          <w:szCs w:val="16"/>
+          <w:highlight w:val="white"/>
+          <w:lang w:val="en-US"/>
+        </w:rPr>
+      </w:pPr>
+      <w:r>
+        <w:rPr>
+          <w:rFonts w:ascii="Courier New" w:hAnsi="Courier New" w:cs="Courier New"/>
+          <w:color w:val="000000"/>
+          <w:kern w:val="0"/>
+          <w:sz w:val="16"/>
+          <w:szCs w:val="16"/>
+          <w:highlight w:val="white"/>
+          <w:lang w:val="en-US"/>
         </w:rPr>
         <w:t xml:space="preserve">        </w:t>
       </w:r>
@@ -22377,33 +22370,7 @@
           <w:highlight w:val="white"/>
           <w:lang w:val="en-US"/>
         </w:rPr>
-        <w:t xml:space="preserve">]) </w:t>
-      </w:r>
-      <w:proofErr w:type="spellStart"/>
-      <w:r>
-        <w:rPr>
-          <w:rFonts w:ascii="Courier New" w:hAnsi="Courier New" w:cs="Courier New"/>
-          <w:color w:val="000000"/>
-          <w:kern w:val="0"/>
-          <w:sz w:val="16"/>
-          <w:szCs w:val="16"/>
-          <w:highlight w:val="white"/>
-          <w:lang w:val="en-US"/>
-        </w:rPr>
-        <w:t>maxIndex</w:t>
-      </w:r>
-      <w:proofErr w:type="spellEnd"/>
-      <w:r>
-        <w:rPr>
-          <w:rFonts w:ascii="Courier New" w:hAnsi="Courier New" w:cs="Courier New"/>
-          <w:color w:val="000000"/>
-          <w:kern w:val="0"/>
-          <w:sz w:val="16"/>
-          <w:szCs w:val="16"/>
-          <w:highlight w:val="white"/>
-          <w:lang w:val="en-US"/>
-        </w:rPr>
-        <w:t xml:space="preserve"> = i;</w:t>
+        <w:t>]) maxIndex = i;</w:t>
       </w:r>
     </w:p>
     <w:p>
@@ -23481,6 +23448,7 @@
         <w:rPr>
           <w:rFonts w:ascii="Times New Roman" w:eastAsia="Calibri" w:hAnsi="Times New Roman" w:cs="Times New Roman"/>
           <w:bCs/>
+          <w:noProof/>
           <w:kern w:val="0"/>
         </w:rPr>
         <w:drawing>
@@ -23955,6 +23923,7 @@
           <w:sz w:val="16"/>
           <w:szCs w:val="16"/>
           <w:highlight w:val="white"/>
+          <w:lang w:val="en-US"/>
         </w:rPr>
       </w:pPr>
       <w:r>
@@ -23977,6 +23946,7 @@
           <w:sz w:val="16"/>
           <w:szCs w:val="16"/>
           <w:highlight w:val="white"/>
+          <w:lang w:val="en-US"/>
         </w:rPr>
         <w:t>{</w:t>
       </w:r>
@@ -24005,6 +23975,7 @@
           <w:sz w:val="16"/>
           <w:szCs w:val="16"/>
           <w:highlight w:val="white"/>
+          <w:lang w:val="en-US"/>
         </w:rPr>
         <w:t xml:space="preserve">        </w:t>
       </w:r>
@@ -24829,6 +24800,7 @@
           <w:sz w:val="16"/>
           <w:szCs w:val="16"/>
           <w:highlight w:val="white"/>
+          <w:lang w:val="en-US"/>
         </w:rPr>
       </w:pPr>
       <w:r>
@@ -24850,6 +24822,7 @@
           <w:sz w:val="16"/>
           <w:szCs w:val="16"/>
           <w:highlight w:val="white"/>
+          <w:lang w:val="en-US"/>
         </w:rPr>
         <w:t>for</w:t>
       </w:r>
@@ -24861,6 +24834,7 @@
           <w:sz w:val="16"/>
           <w:szCs w:val="16"/>
           <w:highlight w:val="white"/>
+          <w:lang w:val="en-US"/>
         </w:rPr>
         <w:t xml:space="preserve"> (</w:t>
       </w:r>
@@ -24872,6 +24846,7 @@
           <w:sz w:val="16"/>
           <w:szCs w:val="16"/>
           <w:highlight w:val="white"/>
+          <w:lang w:val="en-US"/>
         </w:rPr>
         <w:t>int</w:t>
       </w:r>
@@ -24883,59 +24858,37 @@
           <w:sz w:val="16"/>
           <w:szCs w:val="16"/>
           <w:highlight w:val="white"/>
-        </w:rPr>
-        <w:t xml:space="preserve"> i = 0; i </w:t>
-      </w:r>
-      <w:proofErr w:type="gramStart"/>
-      <w:r>
-        <w:rPr>
-          <w:rFonts w:ascii="Courier New" w:hAnsi="Courier New" w:cs="Courier New"/>
-          <w:color w:val="000000"/>
-          <w:kern w:val="0"/>
-          <w:sz w:val="16"/>
-          <w:szCs w:val="16"/>
-          <w:highlight w:val="white"/>
-        </w:rPr>
-        <w:t>&lt; k</w:t>
-      </w:r>
-      <w:proofErr w:type="gramEnd"/>
-      <w:r>
-        <w:rPr>
-          <w:rFonts w:ascii="Courier New" w:hAnsi="Courier New" w:cs="Courier New"/>
-          <w:color w:val="000000"/>
-          <w:kern w:val="0"/>
-          <w:sz w:val="16"/>
-          <w:szCs w:val="16"/>
-          <w:highlight w:val="white"/>
-        </w:rPr>
-        <w:t>; i++)</w:t>
-      </w:r>
-    </w:p>
-    <w:p>
-      <w:pPr>
-        <w:autoSpaceDE w:val="0"/>
-        <w:autoSpaceDN w:val="0"/>
-        <w:adjustRightInd w:val="0"/>
-        <w:spacing w:after="0" w:line="240" w:lineRule="auto"/>
-        <w:ind w:firstLine="851"/>
-        <w:rPr>
-          <w:rFonts w:ascii="Courier New" w:hAnsi="Courier New" w:cs="Courier New"/>
-          <w:color w:val="000000"/>
-          <w:kern w:val="0"/>
-          <w:sz w:val="16"/>
-          <w:szCs w:val="16"/>
-          <w:highlight w:val="white"/>
-          <w:lang w:val="en-US"/>
-        </w:rPr>
-      </w:pPr>
-      <w:r>
-        <w:rPr>
-          <w:rFonts w:ascii="Courier New" w:hAnsi="Courier New" w:cs="Courier New"/>
-          <w:color w:val="000000"/>
-          <w:kern w:val="0"/>
-          <w:sz w:val="16"/>
-          <w:szCs w:val="16"/>
-          <w:highlight w:val="white"/>
+          <w:lang w:val="en-US"/>
+        </w:rPr>
+        <w:t xml:space="preserve"> i = 0; i &lt; k; i++)</w:t>
+      </w:r>
+    </w:p>
+    <w:p>
+      <w:pPr>
+        <w:autoSpaceDE w:val="0"/>
+        <w:autoSpaceDN w:val="0"/>
+        <w:adjustRightInd w:val="0"/>
+        <w:spacing w:after="0" w:line="240" w:lineRule="auto"/>
+        <w:ind w:firstLine="851"/>
+        <w:rPr>
+          <w:rFonts w:ascii="Courier New" w:hAnsi="Courier New" w:cs="Courier New"/>
+          <w:color w:val="000000"/>
+          <w:kern w:val="0"/>
+          <w:sz w:val="16"/>
+          <w:szCs w:val="16"/>
+          <w:highlight w:val="white"/>
+          <w:lang w:val="en-US"/>
+        </w:rPr>
+      </w:pPr>
+      <w:r>
+        <w:rPr>
+          <w:rFonts w:ascii="Courier New" w:hAnsi="Courier New" w:cs="Courier New"/>
+          <w:color w:val="000000"/>
+          <w:kern w:val="0"/>
+          <w:sz w:val="16"/>
+          <w:szCs w:val="16"/>
+          <w:highlight w:val="white"/>
+          <w:lang w:val="en-US"/>
         </w:rPr>
         <w:t xml:space="preserve">        </w:t>
       </w:r>
@@ -25050,6 +25003,7 @@
           <w:sz w:val="16"/>
           <w:szCs w:val="16"/>
           <w:highlight w:val="white"/>
+          <w:lang w:val="en-US"/>
         </w:rPr>
       </w:pPr>
       <w:r>
@@ -25072,6 +25026,7 @@
           <w:sz w:val="16"/>
           <w:szCs w:val="16"/>
           <w:highlight w:val="white"/>
+          <w:lang w:val="en-US"/>
         </w:rPr>
         <w:t>}</w:t>
       </w:r>
@@ -25090,34 +25045,36 @@
           <w:sz w:val="16"/>
           <w:szCs w:val="16"/>
           <w:highlight w:val="white"/>
-        </w:rPr>
-      </w:pPr>
-    </w:p>
-    <w:p>
-      <w:pPr>
-        <w:autoSpaceDE w:val="0"/>
-        <w:autoSpaceDN w:val="0"/>
-        <w:adjustRightInd w:val="0"/>
-        <w:spacing w:after="0" w:line="240" w:lineRule="auto"/>
-        <w:ind w:firstLine="851"/>
-        <w:rPr>
-          <w:rFonts w:ascii="Courier New" w:hAnsi="Courier New" w:cs="Courier New"/>
-          <w:color w:val="000000"/>
-          <w:kern w:val="0"/>
-          <w:sz w:val="16"/>
-          <w:szCs w:val="16"/>
-          <w:highlight w:val="white"/>
-          <w:lang w:val="en-US"/>
-        </w:rPr>
-      </w:pPr>
-      <w:r>
-        <w:rPr>
-          <w:rFonts w:ascii="Courier New" w:hAnsi="Courier New" w:cs="Courier New"/>
-          <w:color w:val="000000"/>
-          <w:kern w:val="0"/>
-          <w:sz w:val="16"/>
-          <w:szCs w:val="16"/>
-          <w:highlight w:val="white"/>
+          <w:lang w:val="en-US"/>
+        </w:rPr>
+      </w:pPr>
+    </w:p>
+    <w:p>
+      <w:pPr>
+        <w:autoSpaceDE w:val="0"/>
+        <w:autoSpaceDN w:val="0"/>
+        <w:adjustRightInd w:val="0"/>
+        <w:spacing w:after="0" w:line="240" w:lineRule="auto"/>
+        <w:ind w:firstLine="851"/>
+        <w:rPr>
+          <w:rFonts w:ascii="Courier New" w:hAnsi="Courier New" w:cs="Courier New"/>
+          <w:color w:val="000000"/>
+          <w:kern w:val="0"/>
+          <w:sz w:val="16"/>
+          <w:szCs w:val="16"/>
+          <w:highlight w:val="white"/>
+          <w:lang w:val="en-US"/>
+        </w:rPr>
+      </w:pPr>
+      <w:r>
+        <w:rPr>
+          <w:rFonts w:ascii="Courier New" w:hAnsi="Courier New" w:cs="Courier New"/>
+          <w:color w:val="000000"/>
+          <w:kern w:val="0"/>
+          <w:sz w:val="16"/>
+          <w:szCs w:val="16"/>
+          <w:highlight w:val="white"/>
+          <w:lang w:val="en-US"/>
         </w:rPr>
         <w:t xml:space="preserve">        </w:t>
       </w:r>
@@ -27659,6 +27616,7 @@
         <w:rPr>
           <w:rFonts w:ascii="Times New Roman" w:eastAsia="Calibri" w:hAnsi="Times New Roman" w:cs="Times New Roman"/>
           <w:bCs/>
+          <w:noProof/>
           <w:kern w:val="0"/>
         </w:rPr>
         <w:drawing>
@@ -30503,48 +30461,56 @@
           <w:sz w:val="16"/>
           <w:szCs w:val="16"/>
           <w:highlight w:val="white"/>
-          <w:lang w:val="en-US"/>
-        </w:rPr>
-      </w:pPr>
-      <w:r>
-        <w:rPr>
-          <w:rFonts w:ascii="Courier New" w:hAnsi="Courier New" w:cs="Courier New"/>
-          <w:color w:val="000000"/>
-          <w:kern w:val="0"/>
-          <w:sz w:val="16"/>
-          <w:szCs w:val="16"/>
-          <w:highlight w:val="white"/>
-          <w:lang w:val="en-US"/>
-        </w:rPr>
-        <w:t xml:space="preserve">                }</w:t>
-      </w:r>
-    </w:p>
-    <w:p>
-      <w:pPr>
-        <w:autoSpaceDE w:val="0"/>
-        <w:autoSpaceDN w:val="0"/>
-        <w:adjustRightInd w:val="0"/>
-        <w:spacing w:after="0" w:line="240" w:lineRule="auto"/>
-        <w:ind w:firstLine="851"/>
-        <w:rPr>
-          <w:rFonts w:ascii="Courier New" w:hAnsi="Courier New" w:cs="Courier New"/>
-          <w:color w:val="000000"/>
-          <w:kern w:val="0"/>
-          <w:sz w:val="16"/>
-          <w:szCs w:val="16"/>
-          <w:highlight w:val="white"/>
-          <w:lang w:val="en-US"/>
-        </w:rPr>
-      </w:pPr>
-      <w:r>
-        <w:rPr>
-          <w:rFonts w:ascii="Courier New" w:hAnsi="Courier New" w:cs="Courier New"/>
-          <w:color w:val="000000"/>
-          <w:kern w:val="0"/>
-          <w:sz w:val="16"/>
-          <w:szCs w:val="16"/>
-          <w:highlight w:val="white"/>
-          <w:lang w:val="en-US"/>
+        </w:rPr>
+      </w:pPr>
+      <w:r>
+        <w:rPr>
+          <w:rFonts w:ascii="Courier New" w:hAnsi="Courier New" w:cs="Courier New"/>
+          <w:color w:val="000000"/>
+          <w:kern w:val="0"/>
+          <w:sz w:val="16"/>
+          <w:szCs w:val="16"/>
+          <w:highlight w:val="white"/>
+          <w:lang w:val="en-US"/>
+        </w:rPr>
+        <w:t xml:space="preserve">                </w:t>
+      </w:r>
+      <w:r>
+        <w:rPr>
+          <w:rFonts w:ascii="Courier New" w:hAnsi="Courier New" w:cs="Courier New"/>
+          <w:color w:val="000000"/>
+          <w:kern w:val="0"/>
+          <w:sz w:val="16"/>
+          <w:szCs w:val="16"/>
+          <w:highlight w:val="white"/>
+        </w:rPr>
+        <w:t>}</w:t>
+      </w:r>
+    </w:p>
+    <w:p>
+      <w:pPr>
+        <w:autoSpaceDE w:val="0"/>
+        <w:autoSpaceDN w:val="0"/>
+        <w:adjustRightInd w:val="0"/>
+        <w:spacing w:after="0" w:line="240" w:lineRule="auto"/>
+        <w:ind w:firstLine="851"/>
+        <w:rPr>
+          <w:rFonts w:ascii="Courier New" w:hAnsi="Courier New" w:cs="Courier New"/>
+          <w:color w:val="000000"/>
+          <w:kern w:val="0"/>
+          <w:sz w:val="16"/>
+          <w:szCs w:val="16"/>
+          <w:highlight w:val="white"/>
+        </w:rPr>
+      </w:pPr>
+      <w:r>
+        <w:rPr>
+          <w:rFonts w:ascii="Courier New" w:hAnsi="Courier New" w:cs="Courier New"/>
+          <w:color w:val="000000"/>
+          <w:kern w:val="0"/>
+          <w:sz w:val="16"/>
+          <w:szCs w:val="16"/>
+          <w:highlight w:val="white"/>
         </w:rPr>
         <w:lastRenderedPageBreak/>
         <w:t xml:space="preserve">            }</w:t>
@@ -30564,18 +30530,16 @@
           <w:sz w:val="16"/>
           <w:szCs w:val="16"/>
           <w:highlight w:val="white"/>
-          <w:lang w:val="en-US"/>
-        </w:rPr>
-      </w:pPr>
-      <w:r>
-        <w:rPr>
-          <w:rFonts w:ascii="Courier New" w:hAnsi="Courier New" w:cs="Courier New"/>
-          <w:color w:val="000000"/>
-          <w:kern w:val="0"/>
-          <w:sz w:val="16"/>
-          <w:szCs w:val="16"/>
-          <w:highlight w:val="white"/>
-          <w:lang w:val="en-US"/>
+        </w:rPr>
+      </w:pPr>
+      <w:r>
+        <w:rPr>
+          <w:rFonts w:ascii="Courier New" w:hAnsi="Courier New" w:cs="Courier New"/>
+          <w:color w:val="000000"/>
+          <w:kern w:val="0"/>
+          <w:sz w:val="16"/>
+          <w:szCs w:val="16"/>
+          <w:highlight w:val="white"/>
         </w:rPr>
         <w:t xml:space="preserve">        }</w:t>
       </w:r>
@@ -30594,36 +30558,33 @@
           <w:sz w:val="16"/>
           <w:szCs w:val="16"/>
           <w:highlight w:val="white"/>
-          <w:lang w:val="en-US"/>
-        </w:rPr>
-      </w:pPr>
-    </w:p>
-    <w:p>
-      <w:pPr>
-        <w:autoSpaceDE w:val="0"/>
-        <w:autoSpaceDN w:val="0"/>
-        <w:adjustRightInd w:val="0"/>
-        <w:spacing w:after="0" w:line="240" w:lineRule="auto"/>
-        <w:ind w:firstLine="851"/>
-        <w:rPr>
-          <w:rFonts w:ascii="Courier New" w:hAnsi="Courier New" w:cs="Courier New"/>
-          <w:color w:val="000000"/>
-          <w:kern w:val="0"/>
-          <w:sz w:val="16"/>
-          <w:szCs w:val="16"/>
-          <w:highlight w:val="white"/>
-          <w:lang w:val="en-US"/>
-        </w:rPr>
-      </w:pPr>
-      <w:r>
-        <w:rPr>
-          <w:rFonts w:ascii="Courier New" w:hAnsi="Courier New" w:cs="Courier New"/>
-          <w:color w:val="000000"/>
-          <w:kern w:val="0"/>
-          <w:sz w:val="16"/>
-          <w:szCs w:val="16"/>
-          <w:highlight w:val="white"/>
-          <w:lang w:val="en-US"/>
+        </w:rPr>
+      </w:pPr>
+    </w:p>
+    <w:p>
+      <w:pPr>
+        <w:autoSpaceDE w:val="0"/>
+        <w:autoSpaceDN w:val="0"/>
+        <w:adjustRightInd w:val="0"/>
+        <w:spacing w:after="0" w:line="240" w:lineRule="auto"/>
+        <w:ind w:firstLine="851"/>
+        <w:rPr>
+          <w:rFonts w:ascii="Courier New" w:hAnsi="Courier New" w:cs="Courier New"/>
+          <w:color w:val="000000"/>
+          <w:kern w:val="0"/>
+          <w:sz w:val="16"/>
+          <w:szCs w:val="16"/>
+          <w:highlight w:val="white"/>
+        </w:rPr>
+      </w:pPr>
+      <w:r>
+        <w:rPr>
+          <w:rFonts w:ascii="Courier New" w:hAnsi="Courier New" w:cs="Courier New"/>
+          <w:color w:val="000000"/>
+          <w:kern w:val="0"/>
+          <w:sz w:val="16"/>
+          <w:szCs w:val="16"/>
+          <w:highlight w:val="white"/>
         </w:rPr>
         <w:t xml:space="preserve">        </w:t>
       </w:r>
@@ -30647,9 +30608,31 @@
           <w:sz w:val="16"/>
           <w:szCs w:val="16"/>
           <w:highlight w:val="white"/>
-          <w:lang w:val="en-US"/>
-        </w:rPr>
-        <w:t>.WriteLine(</w:t>
+        </w:rPr>
+        <w:t>.</w:t>
+      </w:r>
+      <w:r>
+        <w:rPr>
+          <w:rFonts w:ascii="Courier New" w:hAnsi="Courier New" w:cs="Courier New"/>
+          <w:color w:val="000000"/>
+          <w:kern w:val="0"/>
+          <w:sz w:val="16"/>
+          <w:szCs w:val="16"/>
+          <w:highlight w:val="white"/>
+          <w:lang w:val="en-US"/>
+        </w:rPr>
+        <w:t>WriteLine</w:t>
+      </w:r>
+      <w:r>
+        <w:rPr>
+          <w:rFonts w:ascii="Courier New" w:hAnsi="Courier New" w:cs="Courier New"/>
+          <w:color w:val="000000"/>
+          <w:kern w:val="0"/>
+          <w:sz w:val="16"/>
+          <w:szCs w:val="16"/>
+          <w:highlight w:val="white"/>
+        </w:rPr>
+        <w:t>(</w:t>
       </w:r>
       <w:r>
         <w:rPr>
@@ -30659,7 +30642,6 @@
           <w:sz w:val="16"/>
           <w:szCs w:val="16"/>
           <w:highlight w:val="white"/>
-          <w:lang w:val="en-US"/>
         </w:rPr>
         <w:t>"</w:t>
       </w:r>
@@ -30671,9 +30653,20 @@
           <w:sz w:val="16"/>
           <w:szCs w:val="16"/>
           <w:highlight w:val="white"/>
-          <w:lang w:val="en-US"/>
-        </w:rPr>
-        <w:t>\n</w:t>
+        </w:rPr>
+        <w:t>\</w:t>
+      </w:r>
+      <w:r>
+        <w:rPr>
+          <w:rFonts w:ascii="Courier New" w:hAnsi="Courier New" w:cs="Courier New"/>
+          <w:color w:val="9E5B71"/>
+          <w:kern w:val="0"/>
+          <w:sz w:val="16"/>
+          <w:szCs w:val="16"/>
+          <w:highlight w:val="white"/>
+          <w:lang w:val="en-US"/>
+        </w:rPr>
+        <w:t>n</w:t>
       </w:r>
       <w:r>
         <w:rPr>
@@ -30694,7 +30687,6 @@
           <w:sz w:val="16"/>
           <w:szCs w:val="16"/>
           <w:highlight w:val="white"/>
-          <w:lang w:val="en-US"/>
         </w:rPr>
         <w:t xml:space="preserve"> </w:t>
       </w:r>
@@ -30717,7 +30709,6 @@
           <w:sz w:val="16"/>
           <w:szCs w:val="16"/>
           <w:highlight w:val="white"/>
-          <w:lang w:val="en-US"/>
         </w:rPr>
         <w:t xml:space="preserve"> (</w:t>
       </w:r>
@@ -30740,7 +30731,6 @@
           <w:sz w:val="16"/>
           <w:szCs w:val="16"/>
           <w:highlight w:val="white"/>
-          <w:lang w:val="en-US"/>
         </w:rPr>
         <w:t xml:space="preserve"> </w:t>
       </w:r>
@@ -30763,7 +30753,6 @@
           <w:sz w:val="16"/>
           <w:szCs w:val="16"/>
           <w:highlight w:val="white"/>
-          <w:lang w:val="en-US"/>
         </w:rPr>
         <w:t xml:space="preserve"> </w:t>
       </w:r>
@@ -30786,7 +30775,6 @@
           <w:sz w:val="16"/>
           <w:szCs w:val="16"/>
           <w:highlight w:val="white"/>
-          <w:lang w:val="en-US"/>
         </w:rPr>
         <w:t>):"</w:t>
       </w:r>
@@ -30798,7 +30786,6 @@
           <w:sz w:val="16"/>
           <w:szCs w:val="16"/>
           <w:highlight w:val="white"/>
-          <w:lang w:val="en-US"/>
         </w:rPr>
         <w:t>);</w:t>
       </w:r>
@@ -30828,7 +30815,6 @@
           <w:sz w:val="16"/>
           <w:szCs w:val="16"/>
           <w:highlight w:val="white"/>
-          <w:lang w:val="en-US"/>
         </w:rPr>
         <w:t xml:space="preserve">        </w:t>
       </w:r>
@@ -31678,16 +31664,6 @@
         </w:rPr>
         <w:t>}</w:t>
       </w:r>
-      <w:r>
-        <w:rPr>
-          <w:rFonts w:ascii="Courier New" w:hAnsi="Courier New" w:cs="Courier New"/>
-          <w:color w:val="000000"/>
-          <w:kern w:val="0"/>
-          <w:sz w:val="16"/>
-          <w:szCs w:val="16"/>
-        </w:rPr>
-        <w:t>1</w:t>
-      </w:r>
     </w:p>
     <w:p>
       <w:pPr>
@@ -31770,7 +31746,7 @@
           <w:kern w:val="0"/>
           <w14:ligatures w14:val="none"/>
         </w:rPr>
-        <w:t>1</w:t>
+        <w:t>11</w:t>
       </w:r>
       <w:r>
         <w:rPr>
@@ -31780,33 +31756,24 @@
           <w:kern w:val="0"/>
           <w14:ligatures w14:val="none"/>
         </w:rPr>
-        <w:t>1</w:t>
-      </w:r>
-      <w:r>
+        <w:t>.</w:t>
+      </w:r>
+    </w:p>
+    <w:p>
+      <w:pPr>
+        <w:spacing w:after="0" w:line="240" w:lineRule="auto"/>
+        <w:jc w:val="center"/>
         <w:rPr>
           <w:rFonts w:ascii="Times New Roman" w:eastAsia="Calibri" w:hAnsi="Times New Roman" w:cs="Times New Roman"/>
           <w:bCs/>
-          <w:iCs/>
-          <w:kern w:val="0"/>
-          <w14:ligatures w14:val="none"/>
-        </w:rPr>
-        <w:t>.</w:t>
-      </w:r>
-    </w:p>
-    <w:p>
-      <w:pPr>
-        <w:spacing w:after="0" w:line="240" w:lineRule="auto"/>
-        <w:jc w:val="center"/>
+          <w:kern w:val="0"/>
+        </w:rPr>
+      </w:pPr>
+      <w:r>
         <w:rPr>
           <w:rFonts w:ascii="Times New Roman" w:eastAsia="Calibri" w:hAnsi="Times New Roman" w:cs="Times New Roman"/>
           <w:bCs/>
-          <w:kern w:val="0"/>
-        </w:rPr>
-      </w:pPr>
-      <w:r>
-        <w:rPr>
-          <w:rFonts w:ascii="Times New Roman" w:eastAsia="Calibri" w:hAnsi="Times New Roman" w:cs="Times New Roman"/>
-          <w:bCs/>
+          <w:noProof/>
           <w:kern w:val="0"/>
         </w:rPr>
         <w:drawing>
@@ -32336,6 +32303,7 @@
           <w:sz w:val="16"/>
           <w:szCs w:val="16"/>
           <w:highlight w:val="white"/>
+          <w:lang w:val="en-US"/>
         </w:rPr>
       </w:pPr>
       <w:r>
@@ -32358,6 +32326,7 @@
           <w:sz w:val="16"/>
           <w:szCs w:val="16"/>
           <w:highlight w:val="white"/>
+          <w:lang w:val="en-US"/>
         </w:rPr>
         <w:t>{</w:t>
       </w:r>
@@ -32386,6 +32355,7 @@
           <w:sz w:val="16"/>
           <w:szCs w:val="16"/>
           <w:highlight w:val="white"/>
+          <w:lang w:val="en-US"/>
         </w:rPr>
         <w:t xml:space="preserve">        </w:t>
       </w:r>
@@ -35235,20 +35205,13 @@
           <w:rFonts w:ascii="Times New Roman" w:eastAsia="Calibri" w:hAnsi="Times New Roman" w:cs="Times New Roman"/>
           <w:bCs/>
         </w:rPr>
-        <w:t>1</w:t>
+        <w:t>13</w:t>
       </w:r>
       <w:r>
         <w:rPr>
           <w:rFonts w:ascii="Times New Roman" w:eastAsia="Calibri" w:hAnsi="Times New Roman" w:cs="Times New Roman"/>
           <w:bCs/>
         </w:rPr>
-        <w:t>3</w:t>
-      </w:r>
-      <w:r>
-        <w:rPr>
-          <w:rFonts w:ascii="Times New Roman" w:eastAsia="Calibri" w:hAnsi="Times New Roman" w:cs="Times New Roman"/>
-          <w:bCs/>
-        </w:rPr>
         <w:t>.</w:t>
       </w:r>
     </w:p>
@@ -35277,7 +35240,7 @@
           <w:kern w:val="0"/>
           <w14:ligatures w14:val="none"/>
         </w:rPr>
-        <w:t>1</w:t>
+        <w:t>13</w:t>
       </w:r>
       <w:r>
         <w:rPr>
@@ -35285,31 +35248,23 @@
           <w:kern w:val="0"/>
           <w14:ligatures w14:val="none"/>
         </w:rPr>
-        <w:t>3</w:t>
-      </w:r>
-      <w:r>
-        <w:rPr>
-          <w:rFonts w:ascii="Times New Roman" w:eastAsia="Calibri" w:hAnsi="Times New Roman" w:cs="Times New Roman"/>
-          <w:kern w:val="0"/>
+        <w:t xml:space="preserve">. Код программы на языке программирования </w:t>
+      </w:r>
+      <w:r>
+        <w:rPr>
+          <w:rFonts w:ascii="Times New Roman" w:eastAsia="Calibri" w:hAnsi="Times New Roman" w:cs="Times New Roman"/>
+          <w:kern w:val="0"/>
+          <w:lang w:val="en-US"/>
           <w14:ligatures w14:val="none"/>
         </w:rPr>
-        <w:t xml:space="preserve">. Код программы на языке программирования </w:t>
-      </w:r>
-      <w:r>
-        <w:rPr>
-          <w:rFonts w:ascii="Times New Roman" w:eastAsia="Calibri" w:hAnsi="Times New Roman" w:cs="Times New Roman"/>
-          <w:kern w:val="0"/>
-          <w:lang w:val="en-US"/>
+        <w:t>C</w:t>
+      </w:r>
+      <w:r>
+        <w:rPr>
+          <w:rFonts w:ascii="Times New Roman" w:eastAsia="Calibri" w:hAnsi="Times New Roman" w:cs="Times New Roman"/>
+          <w:kern w:val="0"/>
           <w14:ligatures w14:val="none"/>
         </w:rPr>
-        <w:t>C</w:t>
-      </w:r>
-      <w:r>
-        <w:rPr>
-          <w:rFonts w:ascii="Times New Roman" w:eastAsia="Calibri" w:hAnsi="Times New Roman" w:cs="Times New Roman"/>
-          <w:kern w:val="0"/>
-          <w14:ligatures w14:val="none"/>
-        </w:rPr>
         <w:t>#.</w:t>
       </w:r>
     </w:p>
@@ -35573,6 +35528,7 @@
           <w:sz w:val="16"/>
           <w:szCs w:val="16"/>
           <w:highlight w:val="white"/>
+          <w:lang w:val="en-US"/>
         </w:rPr>
       </w:pPr>
       <w:r>
@@ -35595,6 +35551,7 @@
           <w:sz w:val="16"/>
           <w:szCs w:val="16"/>
           <w:highlight w:val="white"/>
+          <w:lang w:val="en-US"/>
         </w:rPr>
         <w:t>{</w:t>
       </w:r>
@@ -35623,6 +35580,7 @@
           <w:sz w:val="16"/>
           <w:szCs w:val="16"/>
           <w:highlight w:val="white"/>
+          <w:lang w:val="en-US"/>
         </w:rPr>
         <w:t xml:space="preserve">        </w:t>
       </w:r>
@@ -36822,7 +36780,136 @@
           <w:szCs w:val="16"/>
           <w:highlight w:val="white"/>
         </w:rPr>
-        <w:t xml:space="preserve">&lt; </w:t>
+        <w:t>&lt; maxSum</w:t>
+      </w:r>
+      <w:proofErr w:type="gramEnd"/>
+      <w:r>
+        <w:rPr>
+          <w:rFonts w:ascii="Courier New" w:hAnsi="Courier New" w:cs="Courier New"/>
+          <w:color w:val="000000"/>
+          <w:kern w:val="0"/>
+          <w:sz w:val="16"/>
+          <w:szCs w:val="16"/>
+          <w:highlight w:val="white"/>
+        </w:rPr>
+        <w:t>)</w:t>
+      </w:r>
+    </w:p>
+    <w:p>
+      <w:pPr>
+        <w:autoSpaceDE w:val="0"/>
+        <w:autoSpaceDN w:val="0"/>
+        <w:adjustRightInd w:val="0"/>
+        <w:spacing w:after="0" w:line="240" w:lineRule="auto"/>
+        <w:ind w:firstLine="851"/>
+        <w:rPr>
+          <w:rFonts w:ascii="Courier New" w:hAnsi="Courier New" w:cs="Courier New"/>
+          <w:color w:val="000000"/>
+          <w:kern w:val="0"/>
+          <w:sz w:val="16"/>
+          <w:szCs w:val="16"/>
+          <w:highlight w:val="white"/>
+        </w:rPr>
+      </w:pPr>
+      <w:r>
+        <w:rPr>
+          <w:rFonts w:ascii="Courier New" w:hAnsi="Courier New" w:cs="Courier New"/>
+          <w:color w:val="000000"/>
+          <w:kern w:val="0"/>
+          <w:sz w:val="16"/>
+          <w:szCs w:val="16"/>
+          <w:highlight w:val="white"/>
+        </w:rPr>
+        <w:t xml:space="preserve">        {</w:t>
+      </w:r>
+    </w:p>
+    <w:p>
+      <w:pPr>
+        <w:autoSpaceDE w:val="0"/>
+        <w:autoSpaceDN w:val="0"/>
+        <w:adjustRightInd w:val="0"/>
+        <w:spacing w:after="0" w:line="240" w:lineRule="auto"/>
+        <w:ind w:firstLine="851"/>
+        <w:rPr>
+          <w:rFonts w:ascii="Courier New" w:hAnsi="Courier New" w:cs="Courier New"/>
+          <w:color w:val="000000"/>
+          <w:kern w:val="0"/>
+          <w:sz w:val="16"/>
+          <w:szCs w:val="16"/>
+          <w:highlight w:val="white"/>
+        </w:rPr>
+      </w:pPr>
+      <w:r>
+        <w:rPr>
+          <w:rFonts w:ascii="Courier New" w:hAnsi="Courier New" w:cs="Courier New"/>
+          <w:color w:val="000000"/>
+          <w:kern w:val="0"/>
+          <w:sz w:val="16"/>
+          <w:szCs w:val="16"/>
+          <w:highlight w:val="white"/>
+        </w:rPr>
+        <w:t xml:space="preserve">            </w:t>
+      </w:r>
+      <w:r>
+        <w:rPr>
+          <w:rFonts w:ascii="Courier New" w:hAnsi="Courier New" w:cs="Courier New"/>
+          <w:color w:val="008000"/>
+          <w:kern w:val="0"/>
+          <w:sz w:val="16"/>
+          <w:szCs w:val="16"/>
+          <w:highlight w:val="white"/>
+        </w:rPr>
+        <w:t>// считаем, сколько еще можно добавить</w:t>
+      </w:r>
+    </w:p>
+    <w:p>
+      <w:pPr>
+        <w:autoSpaceDE w:val="0"/>
+        <w:autoSpaceDN w:val="0"/>
+        <w:adjustRightInd w:val="0"/>
+        <w:spacing w:after="0" w:line="240" w:lineRule="auto"/>
+        <w:ind w:firstLine="851"/>
+        <w:rPr>
+          <w:rFonts w:ascii="Courier New" w:hAnsi="Courier New" w:cs="Courier New"/>
+          <w:color w:val="000000"/>
+          <w:kern w:val="0"/>
+          <w:sz w:val="16"/>
+          <w:szCs w:val="16"/>
+          <w:highlight w:val="white"/>
+        </w:rPr>
+      </w:pPr>
+      <w:r>
+        <w:rPr>
+          <w:rFonts w:ascii="Courier New" w:hAnsi="Courier New" w:cs="Courier New"/>
+          <w:color w:val="000000"/>
+          <w:kern w:val="0"/>
+          <w:sz w:val="16"/>
+          <w:szCs w:val="16"/>
+          <w:highlight w:val="white"/>
+        </w:rPr>
+        <w:t xml:space="preserve">            </w:t>
+      </w:r>
+      <w:r>
+        <w:rPr>
+          <w:rFonts w:ascii="Courier New" w:hAnsi="Courier New" w:cs="Courier New"/>
+          <w:color w:val="0000FF"/>
+          <w:kern w:val="0"/>
+          <w:sz w:val="16"/>
+          <w:szCs w:val="16"/>
+          <w:highlight w:val="white"/>
+        </w:rPr>
+        <w:t>int</w:t>
+      </w:r>
+      <w:r>
+        <w:rPr>
+          <w:rFonts w:ascii="Courier New" w:hAnsi="Courier New" w:cs="Courier New"/>
+          <w:color w:val="000000"/>
+          <w:kern w:val="0"/>
+          <w:sz w:val="16"/>
+          <w:szCs w:val="16"/>
+          <w:highlight w:val="white"/>
+        </w:rPr>
+        <w:t xml:space="preserve"> </w:t>
       </w:r>
       <w:proofErr w:type="spellStart"/>
       <w:r>
@@ -36834,7 +36921,386 @@
           <w:szCs w:val="16"/>
           <w:highlight w:val="white"/>
         </w:rPr>
+        <w:t>remaining</w:t>
+      </w:r>
+      <w:proofErr w:type="spellEnd"/>
+      <w:r>
+        <w:rPr>
+          <w:rFonts w:ascii="Courier New" w:hAnsi="Courier New" w:cs="Courier New"/>
+          <w:color w:val="000000"/>
+          <w:kern w:val="0"/>
+          <w:sz w:val="16"/>
+          <w:szCs w:val="16"/>
+          <w:highlight w:val="white"/>
+        </w:rPr>
+        <w:t xml:space="preserve"> = </w:t>
+      </w:r>
+      <w:proofErr w:type="spellStart"/>
+      <w:r>
+        <w:rPr>
+          <w:rFonts w:ascii="Courier New" w:hAnsi="Courier New" w:cs="Courier New"/>
+          <w:color w:val="000000"/>
+          <w:kern w:val="0"/>
+          <w:sz w:val="16"/>
+          <w:szCs w:val="16"/>
+          <w:highlight w:val="white"/>
+        </w:rPr>
         <w:t>maxSum</w:t>
+      </w:r>
+      <w:proofErr w:type="spellEnd"/>
+      <w:r>
+        <w:rPr>
+          <w:rFonts w:ascii="Courier New" w:hAnsi="Courier New" w:cs="Courier New"/>
+          <w:color w:val="000000"/>
+          <w:kern w:val="0"/>
+          <w:sz w:val="16"/>
+          <w:szCs w:val="16"/>
+          <w:highlight w:val="white"/>
+        </w:rPr>
+        <w:t xml:space="preserve"> - </w:t>
+      </w:r>
+      <w:proofErr w:type="spellStart"/>
+      <w:r>
+        <w:rPr>
+          <w:rFonts w:ascii="Courier New" w:hAnsi="Courier New" w:cs="Courier New"/>
+          <w:color w:val="000000"/>
+          <w:kern w:val="0"/>
+          <w:sz w:val="16"/>
+          <w:szCs w:val="16"/>
+          <w:highlight w:val="white"/>
+        </w:rPr>
+        <w:t>currentSum</w:t>
+      </w:r>
+      <w:proofErr w:type="spellEnd"/>
+      <w:r>
+        <w:rPr>
+          <w:rFonts w:ascii="Courier New" w:hAnsi="Courier New" w:cs="Courier New"/>
+          <w:color w:val="000000"/>
+          <w:kern w:val="0"/>
+          <w:sz w:val="16"/>
+          <w:szCs w:val="16"/>
+          <w:highlight w:val="white"/>
+        </w:rPr>
+        <w:t>;</w:t>
+      </w:r>
+    </w:p>
+    <w:p>
+      <w:pPr>
+        <w:autoSpaceDE w:val="0"/>
+        <w:autoSpaceDN w:val="0"/>
+        <w:adjustRightInd w:val="0"/>
+        <w:spacing w:after="0" w:line="240" w:lineRule="auto"/>
+        <w:ind w:firstLine="851"/>
+        <w:rPr>
+          <w:rFonts w:ascii="Courier New" w:hAnsi="Courier New" w:cs="Courier New"/>
+          <w:color w:val="000000"/>
+          <w:kern w:val="0"/>
+          <w:sz w:val="16"/>
+          <w:szCs w:val="16"/>
+          <w:highlight w:val="white"/>
+        </w:rPr>
+      </w:pPr>
+    </w:p>
+    <w:p>
+      <w:pPr>
+        <w:autoSpaceDE w:val="0"/>
+        <w:autoSpaceDN w:val="0"/>
+        <w:adjustRightInd w:val="0"/>
+        <w:spacing w:after="0" w:line="240" w:lineRule="auto"/>
+        <w:ind w:firstLine="851"/>
+        <w:rPr>
+          <w:rFonts w:ascii="Courier New" w:hAnsi="Courier New" w:cs="Courier New"/>
+          <w:color w:val="000000"/>
+          <w:kern w:val="0"/>
+          <w:sz w:val="16"/>
+          <w:szCs w:val="16"/>
+          <w:highlight w:val="white"/>
+        </w:rPr>
+      </w:pPr>
+      <w:r>
+        <w:rPr>
+          <w:rFonts w:ascii="Courier New" w:hAnsi="Courier New" w:cs="Courier New"/>
+          <w:color w:val="000000"/>
+          <w:kern w:val="0"/>
+          <w:sz w:val="16"/>
+          <w:szCs w:val="16"/>
+          <w:highlight w:val="white"/>
+        </w:rPr>
+        <w:t xml:space="preserve">            </w:t>
+      </w:r>
+      <w:r>
+        <w:rPr>
+          <w:rFonts w:ascii="Courier New" w:hAnsi="Courier New" w:cs="Courier New"/>
+          <w:color w:val="008000"/>
+          <w:kern w:val="0"/>
+          <w:sz w:val="16"/>
+          <w:szCs w:val="16"/>
+          <w:highlight w:val="white"/>
+        </w:rPr>
+        <w:t>// если осталось добрать больше или равно 9, берем от 1 до 9</w:t>
+      </w:r>
+    </w:p>
+    <w:p>
+      <w:pPr>
+        <w:autoSpaceDE w:val="0"/>
+        <w:autoSpaceDN w:val="0"/>
+        <w:adjustRightInd w:val="0"/>
+        <w:spacing w:after="0" w:line="240" w:lineRule="auto"/>
+        <w:ind w:firstLine="851"/>
+        <w:rPr>
+          <w:rFonts w:ascii="Courier New" w:hAnsi="Courier New" w:cs="Courier New"/>
+          <w:color w:val="000000"/>
+          <w:kern w:val="0"/>
+          <w:sz w:val="16"/>
+          <w:szCs w:val="16"/>
+          <w:highlight w:val="white"/>
+        </w:rPr>
+      </w:pPr>
+      <w:r>
+        <w:rPr>
+          <w:rFonts w:ascii="Courier New" w:hAnsi="Courier New" w:cs="Courier New"/>
+          <w:color w:val="000000"/>
+          <w:kern w:val="0"/>
+          <w:sz w:val="16"/>
+          <w:szCs w:val="16"/>
+          <w:highlight w:val="white"/>
+        </w:rPr>
+        <w:t xml:space="preserve">            </w:t>
+      </w:r>
+      <w:r>
+        <w:rPr>
+          <w:rFonts w:ascii="Courier New" w:hAnsi="Courier New" w:cs="Courier New"/>
+          <w:color w:val="008000"/>
+          <w:kern w:val="0"/>
+          <w:sz w:val="16"/>
+          <w:szCs w:val="16"/>
+          <w:highlight w:val="white"/>
+        </w:rPr>
+        <w:t xml:space="preserve">// если осталось меньше 9, берем от 1 до </w:t>
+      </w:r>
+      <w:proofErr w:type="spellStart"/>
+      <w:r>
+        <w:rPr>
+          <w:rFonts w:ascii="Courier New" w:hAnsi="Courier New" w:cs="Courier New"/>
+          <w:color w:val="008000"/>
+          <w:kern w:val="0"/>
+          <w:sz w:val="16"/>
+          <w:szCs w:val="16"/>
+          <w:highlight w:val="white"/>
+        </w:rPr>
+        <w:t>remaining</w:t>
+      </w:r>
+      <w:proofErr w:type="spellEnd"/>
+    </w:p>
+    <w:p>
+      <w:pPr>
+        <w:autoSpaceDE w:val="0"/>
+        <w:autoSpaceDN w:val="0"/>
+        <w:adjustRightInd w:val="0"/>
+        <w:spacing w:after="0" w:line="240" w:lineRule="auto"/>
+        <w:ind w:firstLine="851"/>
+        <w:rPr>
+          <w:rFonts w:ascii="Courier New" w:hAnsi="Courier New" w:cs="Courier New"/>
+          <w:color w:val="000000"/>
+          <w:kern w:val="0"/>
+          <w:sz w:val="16"/>
+          <w:szCs w:val="16"/>
+          <w:highlight w:val="white"/>
+          <w:lang w:val="en-US"/>
+        </w:rPr>
+      </w:pPr>
+      <w:r>
+        <w:rPr>
+          <w:rFonts w:ascii="Courier New" w:hAnsi="Courier New" w:cs="Courier New"/>
+          <w:color w:val="000000"/>
+          <w:kern w:val="0"/>
+          <w:sz w:val="16"/>
+          <w:szCs w:val="16"/>
+          <w:highlight w:val="white"/>
+        </w:rPr>
+        <w:t xml:space="preserve">            </w:t>
+      </w:r>
+      <w:r>
+        <w:rPr>
+          <w:rFonts w:ascii="Courier New" w:hAnsi="Courier New" w:cs="Courier New"/>
+          <w:color w:val="0000FF"/>
+          <w:kern w:val="0"/>
+          <w:sz w:val="16"/>
+          <w:szCs w:val="16"/>
+          <w:highlight w:val="white"/>
+          <w:lang w:val="en-US"/>
+        </w:rPr>
+        <w:t>int</w:t>
+      </w:r>
+      <w:r>
+        <w:rPr>
+          <w:rFonts w:ascii="Courier New" w:hAnsi="Courier New" w:cs="Courier New"/>
+          <w:color w:val="000000"/>
+          <w:kern w:val="0"/>
+          <w:sz w:val="16"/>
+          <w:szCs w:val="16"/>
+          <w:highlight w:val="white"/>
+          <w:lang w:val="en-US"/>
+        </w:rPr>
+        <w:t xml:space="preserve"> </w:t>
+      </w:r>
+      <w:proofErr w:type="spellStart"/>
+      <w:r>
+        <w:rPr>
+          <w:rFonts w:ascii="Courier New" w:hAnsi="Courier New" w:cs="Courier New"/>
+          <w:color w:val="000000"/>
+          <w:kern w:val="0"/>
+          <w:sz w:val="16"/>
+          <w:szCs w:val="16"/>
+          <w:highlight w:val="white"/>
+          <w:lang w:val="en-US"/>
+        </w:rPr>
+        <w:t>maxRandomValue</w:t>
+      </w:r>
+      <w:proofErr w:type="spellEnd"/>
+      <w:r>
+        <w:rPr>
+          <w:rFonts w:ascii="Courier New" w:hAnsi="Courier New" w:cs="Courier New"/>
+          <w:color w:val="000000"/>
+          <w:kern w:val="0"/>
+          <w:sz w:val="16"/>
+          <w:szCs w:val="16"/>
+          <w:highlight w:val="white"/>
+          <w:lang w:val="en-US"/>
+        </w:rPr>
+        <w:t xml:space="preserve"> = </w:t>
+      </w:r>
+      <w:proofErr w:type="spellStart"/>
+      <w:r>
+        <w:rPr>
+          <w:rFonts w:ascii="Courier New" w:hAnsi="Courier New" w:cs="Courier New"/>
+          <w:color w:val="2B91AF"/>
+          <w:kern w:val="0"/>
+          <w:sz w:val="16"/>
+          <w:szCs w:val="16"/>
+          <w:highlight w:val="white"/>
+          <w:lang w:val="en-US"/>
+        </w:rPr>
+        <w:t>Math</w:t>
+      </w:r>
+      <w:r>
+        <w:rPr>
+          <w:rFonts w:ascii="Courier New" w:hAnsi="Courier New" w:cs="Courier New"/>
+          <w:color w:val="000000"/>
+          <w:kern w:val="0"/>
+          <w:sz w:val="16"/>
+          <w:szCs w:val="16"/>
+          <w:highlight w:val="white"/>
+          <w:lang w:val="en-US"/>
+        </w:rPr>
+        <w:t>.Min</w:t>
+      </w:r>
+      <w:proofErr w:type="spellEnd"/>
+      <w:r>
+        <w:rPr>
+          <w:rFonts w:ascii="Courier New" w:hAnsi="Courier New" w:cs="Courier New"/>
+          <w:color w:val="000000"/>
+          <w:kern w:val="0"/>
+          <w:sz w:val="16"/>
+          <w:szCs w:val="16"/>
+          <w:highlight w:val="white"/>
+          <w:lang w:val="en-US"/>
+        </w:rPr>
+        <w:t>(9, remaining);</w:t>
+      </w:r>
+    </w:p>
+    <w:p>
+      <w:pPr>
+        <w:autoSpaceDE w:val="0"/>
+        <w:autoSpaceDN w:val="0"/>
+        <w:adjustRightInd w:val="0"/>
+        <w:spacing w:after="0" w:line="240" w:lineRule="auto"/>
+        <w:ind w:firstLine="851"/>
+        <w:rPr>
+          <w:rFonts w:ascii="Courier New" w:hAnsi="Courier New" w:cs="Courier New"/>
+          <w:color w:val="000000"/>
+          <w:kern w:val="0"/>
+          <w:sz w:val="16"/>
+          <w:szCs w:val="16"/>
+          <w:highlight w:val="white"/>
+          <w:lang w:val="en-US"/>
+        </w:rPr>
+      </w:pPr>
+      <w:r>
+        <w:rPr>
+          <w:rFonts w:ascii="Courier New" w:hAnsi="Courier New" w:cs="Courier New"/>
+          <w:color w:val="000000"/>
+          <w:kern w:val="0"/>
+          <w:sz w:val="16"/>
+          <w:szCs w:val="16"/>
+          <w:highlight w:val="white"/>
+          <w:lang w:val="en-US"/>
+        </w:rPr>
+        <w:t xml:space="preserve">            </w:t>
+      </w:r>
+      <w:r>
+        <w:rPr>
+          <w:rFonts w:ascii="Courier New" w:hAnsi="Courier New" w:cs="Courier New"/>
+          <w:color w:val="0000FF"/>
+          <w:kern w:val="0"/>
+          <w:sz w:val="16"/>
+          <w:szCs w:val="16"/>
+          <w:highlight w:val="white"/>
+          <w:lang w:val="en-US"/>
+        </w:rPr>
+        <w:t>int</w:t>
+      </w:r>
+      <w:r>
+        <w:rPr>
+          <w:rFonts w:ascii="Courier New" w:hAnsi="Courier New" w:cs="Courier New"/>
+          <w:color w:val="000000"/>
+          <w:kern w:val="0"/>
+          <w:sz w:val="16"/>
+          <w:szCs w:val="16"/>
+          <w:highlight w:val="white"/>
+          <w:lang w:val="en-US"/>
+        </w:rPr>
+        <w:t xml:space="preserve"> </w:t>
+      </w:r>
+      <w:proofErr w:type="spellStart"/>
+      <w:r>
+        <w:rPr>
+          <w:rFonts w:ascii="Courier New" w:hAnsi="Courier New" w:cs="Courier New"/>
+          <w:color w:val="000000"/>
+          <w:kern w:val="0"/>
+          <w:sz w:val="16"/>
+          <w:szCs w:val="16"/>
+          <w:highlight w:val="white"/>
+          <w:lang w:val="en-US"/>
+        </w:rPr>
+        <w:t>val</w:t>
+      </w:r>
+      <w:proofErr w:type="spellEnd"/>
+      <w:r>
+        <w:rPr>
+          <w:rFonts w:ascii="Courier New" w:hAnsi="Courier New" w:cs="Courier New"/>
+          <w:color w:val="000000"/>
+          <w:kern w:val="0"/>
+          <w:sz w:val="16"/>
+          <w:szCs w:val="16"/>
+          <w:highlight w:val="white"/>
+          <w:lang w:val="en-US"/>
+        </w:rPr>
+        <w:t xml:space="preserve"> = </w:t>
+      </w:r>
+      <w:proofErr w:type="spellStart"/>
+      <w:proofErr w:type="gramStart"/>
+      <w:r>
+        <w:rPr>
+          <w:rFonts w:ascii="Courier New" w:hAnsi="Courier New" w:cs="Courier New"/>
+          <w:color w:val="000000"/>
+          <w:kern w:val="0"/>
+          <w:sz w:val="16"/>
+          <w:szCs w:val="16"/>
+          <w:highlight w:val="white"/>
+          <w:lang w:val="en-US"/>
+        </w:rPr>
+        <w:t>rnd.Next</w:t>
       </w:r>
       <w:proofErr w:type="spellEnd"/>
       <w:proofErr w:type="gramEnd"/>
@@ -36846,527 +37312,6 @@
           <w:sz w:val="16"/>
           <w:szCs w:val="16"/>
           <w:highlight w:val="white"/>
-        </w:rPr>
-        <w:t>)</w:t>
-      </w:r>
-    </w:p>
-    <w:p>
-      <w:pPr>
-        <w:autoSpaceDE w:val="0"/>
-        <w:autoSpaceDN w:val="0"/>
-        <w:adjustRightInd w:val="0"/>
-        <w:spacing w:after="0" w:line="240" w:lineRule="auto"/>
-        <w:ind w:firstLine="851"/>
-        <w:rPr>
-          <w:rFonts w:ascii="Courier New" w:hAnsi="Courier New" w:cs="Courier New"/>
-          <w:color w:val="000000"/>
-          <w:kern w:val="0"/>
-          <w:sz w:val="16"/>
-          <w:szCs w:val="16"/>
-          <w:highlight w:val="white"/>
-        </w:rPr>
-      </w:pPr>
-      <w:r>
-        <w:rPr>
-          <w:rFonts w:ascii="Courier New" w:hAnsi="Courier New" w:cs="Courier New"/>
-          <w:color w:val="000000"/>
-          <w:kern w:val="0"/>
-          <w:sz w:val="16"/>
-          <w:szCs w:val="16"/>
-          <w:highlight w:val="white"/>
-        </w:rPr>
-        <w:t xml:space="preserve">        {</w:t>
-      </w:r>
-    </w:p>
-    <w:p>
-      <w:pPr>
-        <w:autoSpaceDE w:val="0"/>
-        <w:autoSpaceDN w:val="0"/>
-        <w:adjustRightInd w:val="0"/>
-        <w:spacing w:after="0" w:line="240" w:lineRule="auto"/>
-        <w:ind w:firstLine="851"/>
-        <w:rPr>
-          <w:rFonts w:ascii="Courier New" w:hAnsi="Courier New" w:cs="Courier New"/>
-          <w:color w:val="000000"/>
-          <w:kern w:val="0"/>
-          <w:sz w:val="16"/>
-          <w:szCs w:val="16"/>
-          <w:highlight w:val="white"/>
-        </w:rPr>
-      </w:pPr>
-      <w:r>
-        <w:rPr>
-          <w:rFonts w:ascii="Courier New" w:hAnsi="Courier New" w:cs="Courier New"/>
-          <w:color w:val="000000"/>
-          <w:kern w:val="0"/>
-          <w:sz w:val="16"/>
-          <w:szCs w:val="16"/>
-          <w:highlight w:val="white"/>
-        </w:rPr>
-        <w:t xml:space="preserve">            </w:t>
-      </w:r>
-      <w:r>
-        <w:rPr>
-          <w:rFonts w:ascii="Courier New" w:hAnsi="Courier New" w:cs="Courier New"/>
-          <w:color w:val="008000"/>
-          <w:kern w:val="0"/>
-          <w:sz w:val="16"/>
-          <w:szCs w:val="16"/>
-          <w:highlight w:val="white"/>
-        </w:rPr>
-        <w:t>// считаем, сколько еще можно добавить</w:t>
-      </w:r>
-    </w:p>
-    <w:p>
-      <w:pPr>
-        <w:autoSpaceDE w:val="0"/>
-        <w:autoSpaceDN w:val="0"/>
-        <w:adjustRightInd w:val="0"/>
-        <w:spacing w:after="0" w:line="240" w:lineRule="auto"/>
-        <w:ind w:firstLine="851"/>
-        <w:rPr>
-          <w:rFonts w:ascii="Courier New" w:hAnsi="Courier New" w:cs="Courier New"/>
-          <w:color w:val="000000"/>
-          <w:kern w:val="0"/>
-          <w:sz w:val="16"/>
-          <w:szCs w:val="16"/>
-          <w:highlight w:val="white"/>
-        </w:rPr>
-      </w:pPr>
-      <w:r>
-        <w:rPr>
-          <w:rFonts w:ascii="Courier New" w:hAnsi="Courier New" w:cs="Courier New"/>
-          <w:color w:val="000000"/>
-          <w:kern w:val="0"/>
-          <w:sz w:val="16"/>
-          <w:szCs w:val="16"/>
-          <w:highlight w:val="white"/>
-        </w:rPr>
-        <w:t xml:space="preserve">            </w:t>
-      </w:r>
-      <w:r>
-        <w:rPr>
-          <w:rFonts w:ascii="Courier New" w:hAnsi="Courier New" w:cs="Courier New"/>
-          <w:color w:val="0000FF"/>
-          <w:kern w:val="0"/>
-          <w:sz w:val="16"/>
-          <w:szCs w:val="16"/>
-          <w:highlight w:val="white"/>
-        </w:rPr>
-        <w:t>int</w:t>
-      </w:r>
-      <w:r>
-        <w:rPr>
-          <w:rFonts w:ascii="Courier New" w:hAnsi="Courier New" w:cs="Courier New"/>
-          <w:color w:val="000000"/>
-          <w:kern w:val="0"/>
-          <w:sz w:val="16"/>
-          <w:szCs w:val="16"/>
-          <w:highlight w:val="white"/>
-        </w:rPr>
-        <w:t xml:space="preserve"> </w:t>
-      </w:r>
-      <w:proofErr w:type="spellStart"/>
-      <w:r>
-        <w:rPr>
-          <w:rFonts w:ascii="Courier New" w:hAnsi="Courier New" w:cs="Courier New"/>
-          <w:color w:val="000000"/>
-          <w:kern w:val="0"/>
-          <w:sz w:val="16"/>
-          <w:szCs w:val="16"/>
-          <w:highlight w:val="white"/>
-        </w:rPr>
-        <w:t>remaining</w:t>
-      </w:r>
-      <w:proofErr w:type="spellEnd"/>
-      <w:r>
-        <w:rPr>
-          <w:rFonts w:ascii="Courier New" w:hAnsi="Courier New" w:cs="Courier New"/>
-          <w:color w:val="000000"/>
-          <w:kern w:val="0"/>
-          <w:sz w:val="16"/>
-          <w:szCs w:val="16"/>
-          <w:highlight w:val="white"/>
-        </w:rPr>
-        <w:t xml:space="preserve"> = </w:t>
-      </w:r>
-      <w:proofErr w:type="spellStart"/>
-      <w:r>
-        <w:rPr>
-          <w:rFonts w:ascii="Courier New" w:hAnsi="Courier New" w:cs="Courier New"/>
-          <w:color w:val="000000"/>
-          <w:kern w:val="0"/>
-          <w:sz w:val="16"/>
-          <w:szCs w:val="16"/>
-          <w:highlight w:val="white"/>
-        </w:rPr>
-        <w:t>maxSum</w:t>
-      </w:r>
-      <w:proofErr w:type="spellEnd"/>
-      <w:r>
-        <w:rPr>
-          <w:rFonts w:ascii="Courier New" w:hAnsi="Courier New" w:cs="Courier New"/>
-          <w:color w:val="000000"/>
-          <w:kern w:val="0"/>
-          <w:sz w:val="16"/>
-          <w:szCs w:val="16"/>
-          <w:highlight w:val="white"/>
-        </w:rPr>
-        <w:t xml:space="preserve"> - </w:t>
-      </w:r>
-      <w:proofErr w:type="spellStart"/>
-      <w:r>
-        <w:rPr>
-          <w:rFonts w:ascii="Courier New" w:hAnsi="Courier New" w:cs="Courier New"/>
-          <w:color w:val="000000"/>
-          <w:kern w:val="0"/>
-          <w:sz w:val="16"/>
-          <w:szCs w:val="16"/>
-          <w:highlight w:val="white"/>
-        </w:rPr>
-        <w:t>currentSum</w:t>
-      </w:r>
-      <w:proofErr w:type="spellEnd"/>
-      <w:r>
-        <w:rPr>
-          <w:rFonts w:ascii="Courier New" w:hAnsi="Courier New" w:cs="Courier New"/>
-          <w:color w:val="000000"/>
-          <w:kern w:val="0"/>
-          <w:sz w:val="16"/>
-          <w:szCs w:val="16"/>
-          <w:highlight w:val="white"/>
-        </w:rPr>
-        <w:t>;</w:t>
-      </w:r>
-    </w:p>
-    <w:p>
-      <w:pPr>
-        <w:autoSpaceDE w:val="0"/>
-        <w:autoSpaceDN w:val="0"/>
-        <w:adjustRightInd w:val="0"/>
-        <w:spacing w:after="0" w:line="240" w:lineRule="auto"/>
-        <w:ind w:firstLine="851"/>
-        <w:rPr>
-          <w:rFonts w:ascii="Courier New" w:hAnsi="Courier New" w:cs="Courier New"/>
-          <w:color w:val="000000"/>
-          <w:kern w:val="0"/>
-          <w:sz w:val="16"/>
-          <w:szCs w:val="16"/>
-          <w:highlight w:val="white"/>
-        </w:rPr>
-      </w:pPr>
-    </w:p>
-    <w:p>
-      <w:pPr>
-        <w:autoSpaceDE w:val="0"/>
-        <w:autoSpaceDN w:val="0"/>
-        <w:adjustRightInd w:val="0"/>
-        <w:spacing w:after="0" w:line="240" w:lineRule="auto"/>
-        <w:ind w:firstLine="851"/>
-        <w:rPr>
-          <w:rFonts w:ascii="Courier New" w:hAnsi="Courier New" w:cs="Courier New"/>
-          <w:color w:val="000000"/>
-          <w:kern w:val="0"/>
-          <w:sz w:val="16"/>
-          <w:szCs w:val="16"/>
-          <w:highlight w:val="white"/>
-        </w:rPr>
-      </w:pPr>
-      <w:r>
-        <w:rPr>
-          <w:rFonts w:ascii="Courier New" w:hAnsi="Courier New" w:cs="Courier New"/>
-          <w:color w:val="000000"/>
-          <w:kern w:val="0"/>
-          <w:sz w:val="16"/>
-          <w:szCs w:val="16"/>
-          <w:highlight w:val="white"/>
-        </w:rPr>
-        <w:t xml:space="preserve">            </w:t>
-      </w:r>
-      <w:r>
-        <w:rPr>
-          <w:rFonts w:ascii="Courier New" w:hAnsi="Courier New" w:cs="Courier New"/>
-          <w:color w:val="008000"/>
-          <w:kern w:val="0"/>
-          <w:sz w:val="16"/>
-          <w:szCs w:val="16"/>
-          <w:highlight w:val="white"/>
-        </w:rPr>
-        <w:t>// если осталось добрать больше или равно 9, берем от 1 до 9</w:t>
-      </w:r>
-    </w:p>
-    <w:p>
-      <w:pPr>
-        <w:autoSpaceDE w:val="0"/>
-        <w:autoSpaceDN w:val="0"/>
-        <w:adjustRightInd w:val="0"/>
-        <w:spacing w:after="0" w:line="240" w:lineRule="auto"/>
-        <w:ind w:firstLine="851"/>
-        <w:rPr>
-          <w:rFonts w:ascii="Courier New" w:hAnsi="Courier New" w:cs="Courier New"/>
-          <w:color w:val="000000"/>
-          <w:kern w:val="0"/>
-          <w:sz w:val="16"/>
-          <w:szCs w:val="16"/>
-          <w:highlight w:val="white"/>
-        </w:rPr>
-      </w:pPr>
-      <w:r>
-        <w:rPr>
-          <w:rFonts w:ascii="Courier New" w:hAnsi="Courier New" w:cs="Courier New"/>
-          <w:color w:val="000000"/>
-          <w:kern w:val="0"/>
-          <w:sz w:val="16"/>
-          <w:szCs w:val="16"/>
-          <w:highlight w:val="white"/>
-        </w:rPr>
-        <w:t xml:space="preserve">            </w:t>
-      </w:r>
-      <w:r>
-        <w:rPr>
-          <w:rFonts w:ascii="Courier New" w:hAnsi="Courier New" w:cs="Courier New"/>
-          <w:color w:val="008000"/>
-          <w:kern w:val="0"/>
-          <w:sz w:val="16"/>
-          <w:szCs w:val="16"/>
-          <w:highlight w:val="white"/>
-        </w:rPr>
-        <w:t xml:space="preserve">// если осталось меньше 9, берем от 1 до </w:t>
-      </w:r>
-      <w:proofErr w:type="spellStart"/>
-      <w:r>
-        <w:rPr>
-          <w:rFonts w:ascii="Courier New" w:hAnsi="Courier New" w:cs="Courier New"/>
-          <w:color w:val="008000"/>
-          <w:kern w:val="0"/>
-          <w:sz w:val="16"/>
-          <w:szCs w:val="16"/>
-          <w:highlight w:val="white"/>
-        </w:rPr>
-        <w:t>remaining</w:t>
-      </w:r>
-      <w:proofErr w:type="spellEnd"/>
-    </w:p>
-    <w:p>
-      <w:pPr>
-        <w:autoSpaceDE w:val="0"/>
-        <w:autoSpaceDN w:val="0"/>
-        <w:adjustRightInd w:val="0"/>
-        <w:spacing w:after="0" w:line="240" w:lineRule="auto"/>
-        <w:ind w:firstLine="851"/>
-        <w:rPr>
-          <w:rFonts w:ascii="Courier New" w:hAnsi="Courier New" w:cs="Courier New"/>
-          <w:color w:val="000000"/>
-          <w:kern w:val="0"/>
-          <w:sz w:val="16"/>
-          <w:szCs w:val="16"/>
-          <w:highlight w:val="white"/>
-          <w:lang w:val="en-US"/>
-        </w:rPr>
-      </w:pPr>
-      <w:r>
-        <w:rPr>
-          <w:rFonts w:ascii="Courier New" w:hAnsi="Courier New" w:cs="Courier New"/>
-          <w:color w:val="000000"/>
-          <w:kern w:val="0"/>
-          <w:sz w:val="16"/>
-          <w:szCs w:val="16"/>
-          <w:highlight w:val="white"/>
-        </w:rPr>
-        <w:t xml:space="preserve">            </w:t>
-      </w:r>
-      <w:r>
-        <w:rPr>
-          <w:rFonts w:ascii="Courier New" w:hAnsi="Courier New" w:cs="Courier New"/>
-          <w:color w:val="0000FF"/>
-          <w:kern w:val="0"/>
-          <w:sz w:val="16"/>
-          <w:szCs w:val="16"/>
-          <w:highlight w:val="white"/>
-          <w:lang w:val="en-US"/>
-        </w:rPr>
-        <w:t>int</w:t>
-      </w:r>
-      <w:r>
-        <w:rPr>
-          <w:rFonts w:ascii="Courier New" w:hAnsi="Courier New" w:cs="Courier New"/>
-          <w:color w:val="000000"/>
-          <w:kern w:val="0"/>
-          <w:sz w:val="16"/>
-          <w:szCs w:val="16"/>
-          <w:highlight w:val="white"/>
-          <w:lang w:val="en-US"/>
-        </w:rPr>
-        <w:t xml:space="preserve"> </w:t>
-      </w:r>
-      <w:proofErr w:type="spellStart"/>
-      <w:r>
-        <w:rPr>
-          <w:rFonts w:ascii="Courier New" w:hAnsi="Courier New" w:cs="Courier New"/>
-          <w:color w:val="000000"/>
-          <w:kern w:val="0"/>
-          <w:sz w:val="16"/>
-          <w:szCs w:val="16"/>
-          <w:highlight w:val="white"/>
-          <w:lang w:val="en-US"/>
-        </w:rPr>
-        <w:t>maxRandomValue</w:t>
-      </w:r>
-      <w:proofErr w:type="spellEnd"/>
-      <w:r>
-        <w:rPr>
-          <w:rFonts w:ascii="Courier New" w:hAnsi="Courier New" w:cs="Courier New"/>
-          <w:color w:val="000000"/>
-          <w:kern w:val="0"/>
-          <w:sz w:val="16"/>
-          <w:szCs w:val="16"/>
-          <w:highlight w:val="white"/>
-          <w:lang w:val="en-US"/>
-        </w:rPr>
-        <w:t xml:space="preserve"> = </w:t>
-      </w:r>
-      <w:proofErr w:type="spellStart"/>
-      <w:r>
-        <w:rPr>
-          <w:rFonts w:ascii="Courier New" w:hAnsi="Courier New" w:cs="Courier New"/>
-          <w:color w:val="2B91AF"/>
-          <w:kern w:val="0"/>
-          <w:sz w:val="16"/>
-          <w:szCs w:val="16"/>
-          <w:highlight w:val="white"/>
-          <w:lang w:val="en-US"/>
-        </w:rPr>
-        <w:t>Math</w:t>
-      </w:r>
-      <w:r>
-        <w:rPr>
-          <w:rFonts w:ascii="Courier New" w:hAnsi="Courier New" w:cs="Courier New"/>
-          <w:color w:val="000000"/>
-          <w:kern w:val="0"/>
-          <w:sz w:val="16"/>
-          <w:szCs w:val="16"/>
-          <w:highlight w:val="white"/>
-          <w:lang w:val="en-US"/>
-        </w:rPr>
-        <w:t>.Min</w:t>
-      </w:r>
-      <w:proofErr w:type="spellEnd"/>
-      <w:r>
-        <w:rPr>
-          <w:rFonts w:ascii="Courier New" w:hAnsi="Courier New" w:cs="Courier New"/>
-          <w:color w:val="000000"/>
-          <w:kern w:val="0"/>
-          <w:sz w:val="16"/>
-          <w:szCs w:val="16"/>
-          <w:highlight w:val="white"/>
-          <w:lang w:val="en-US"/>
-        </w:rPr>
-        <w:t>(9, remaining);</w:t>
-      </w:r>
-    </w:p>
-    <w:p>
-      <w:pPr>
-        <w:autoSpaceDE w:val="0"/>
-        <w:autoSpaceDN w:val="0"/>
-        <w:adjustRightInd w:val="0"/>
-        <w:spacing w:after="0" w:line="240" w:lineRule="auto"/>
-        <w:ind w:firstLine="851"/>
-        <w:rPr>
-          <w:rFonts w:ascii="Courier New" w:hAnsi="Courier New" w:cs="Courier New"/>
-          <w:color w:val="000000"/>
-          <w:kern w:val="0"/>
-          <w:sz w:val="16"/>
-          <w:szCs w:val="16"/>
-          <w:highlight w:val="white"/>
-          <w:lang w:val="en-US"/>
-        </w:rPr>
-      </w:pPr>
-      <w:r>
-        <w:rPr>
-          <w:rFonts w:ascii="Courier New" w:hAnsi="Courier New" w:cs="Courier New"/>
-          <w:color w:val="000000"/>
-          <w:kern w:val="0"/>
-          <w:sz w:val="16"/>
-          <w:szCs w:val="16"/>
-          <w:highlight w:val="white"/>
-          <w:lang w:val="en-US"/>
-        </w:rPr>
-        <w:t xml:space="preserve">            </w:t>
-      </w:r>
-      <w:r>
-        <w:rPr>
-          <w:rFonts w:ascii="Courier New" w:hAnsi="Courier New" w:cs="Courier New"/>
-          <w:color w:val="0000FF"/>
-          <w:kern w:val="0"/>
-          <w:sz w:val="16"/>
-          <w:szCs w:val="16"/>
-          <w:highlight w:val="white"/>
-          <w:lang w:val="en-US"/>
-        </w:rPr>
-        <w:t>int</w:t>
-      </w:r>
-      <w:r>
-        <w:rPr>
-          <w:rFonts w:ascii="Courier New" w:hAnsi="Courier New" w:cs="Courier New"/>
-          <w:color w:val="000000"/>
-          <w:kern w:val="0"/>
-          <w:sz w:val="16"/>
-          <w:szCs w:val="16"/>
-          <w:highlight w:val="white"/>
-          <w:lang w:val="en-US"/>
-        </w:rPr>
-        <w:t xml:space="preserve"> </w:t>
-      </w:r>
-      <w:proofErr w:type="spellStart"/>
-      <w:r>
-        <w:rPr>
-          <w:rFonts w:ascii="Courier New" w:hAnsi="Courier New" w:cs="Courier New"/>
-          <w:color w:val="000000"/>
-          <w:kern w:val="0"/>
-          <w:sz w:val="16"/>
-          <w:szCs w:val="16"/>
-          <w:highlight w:val="white"/>
-          <w:lang w:val="en-US"/>
-        </w:rPr>
-        <w:t>val</w:t>
-      </w:r>
-      <w:proofErr w:type="spellEnd"/>
-      <w:r>
-        <w:rPr>
-          <w:rFonts w:ascii="Courier New" w:hAnsi="Courier New" w:cs="Courier New"/>
-          <w:color w:val="000000"/>
-          <w:kern w:val="0"/>
-          <w:sz w:val="16"/>
-          <w:szCs w:val="16"/>
-          <w:highlight w:val="white"/>
-          <w:lang w:val="en-US"/>
-        </w:rPr>
-        <w:t xml:space="preserve"> = </w:t>
-      </w:r>
-      <w:proofErr w:type="spellStart"/>
-      <w:proofErr w:type="gramStart"/>
-      <w:r>
-        <w:rPr>
-          <w:rFonts w:ascii="Courier New" w:hAnsi="Courier New" w:cs="Courier New"/>
-          <w:color w:val="000000"/>
-          <w:kern w:val="0"/>
-          <w:sz w:val="16"/>
-          <w:szCs w:val="16"/>
-          <w:highlight w:val="white"/>
-          <w:lang w:val="en-US"/>
-        </w:rPr>
-        <w:t>rnd.Next</w:t>
-      </w:r>
-      <w:proofErr w:type="spellEnd"/>
-      <w:proofErr w:type="gramEnd"/>
-      <w:r>
-        <w:rPr>
-          <w:rFonts w:ascii="Courier New" w:hAnsi="Courier New" w:cs="Courier New"/>
-          <w:color w:val="000000"/>
-          <w:kern w:val="0"/>
-          <w:sz w:val="16"/>
-          <w:szCs w:val="16"/>
-          <w:highlight w:val="white"/>
           <w:lang w:val="en-US"/>
         </w:rPr>
         <w:t xml:space="preserve">(1, </w:t>
@@ -38931,7 +38876,7 @@
           <w:kern w:val="0"/>
           <w14:ligatures w14:val="none"/>
         </w:rPr>
-        <w:t>1</w:t>
+        <w:t>13</w:t>
       </w:r>
       <w:r>
         <w:rPr>
@@ -38941,33 +38886,24 @@
           <w:kern w:val="0"/>
           <w14:ligatures w14:val="none"/>
         </w:rPr>
-        <w:t>3</w:t>
-      </w:r>
-      <w:r>
+        <w:t>.</w:t>
+      </w:r>
+    </w:p>
+    <w:p>
+      <w:pPr>
+        <w:spacing w:after="0" w:line="240" w:lineRule="auto"/>
+        <w:jc w:val="center"/>
         <w:rPr>
           <w:rFonts w:ascii="Times New Roman" w:eastAsia="Calibri" w:hAnsi="Times New Roman" w:cs="Times New Roman"/>
           <w:bCs/>
-          <w:iCs/>
-          <w:kern w:val="0"/>
-          <w14:ligatures w14:val="none"/>
-        </w:rPr>
-        <w:t>.</w:t>
-      </w:r>
-    </w:p>
-    <w:p>
-      <w:pPr>
-        <w:spacing w:after="0" w:line="240" w:lineRule="auto"/>
-        <w:jc w:val="center"/>
+          <w:kern w:val="0"/>
+        </w:rPr>
+      </w:pPr>
+      <w:r>
         <w:rPr>
           <w:rFonts w:ascii="Times New Roman" w:eastAsia="Calibri" w:hAnsi="Times New Roman" w:cs="Times New Roman"/>
           <w:bCs/>
-          <w:kern w:val="0"/>
-        </w:rPr>
-      </w:pPr>
-      <w:r>
-        <w:rPr>
-          <w:rFonts w:ascii="Times New Roman" w:eastAsia="Calibri" w:hAnsi="Times New Roman" w:cs="Times New Roman"/>
-          <w:bCs/>
+          <w:noProof/>
           <w:kern w:val="0"/>
         </w:rPr>
         <w:drawing>
@@ -39089,92 +39025,223 @@
           <w:rFonts w:ascii="Times New Roman" w:eastAsia="Calibri" w:hAnsi="Times New Roman" w:cs="Times New Roman"/>
           <w:bCs/>
         </w:rPr>
+        <w:t xml:space="preserve"> Код для выполнения представлен в листинге 1</w:t>
+      </w:r>
+      <w:r>
+        <w:rPr>
+          <w:rFonts w:ascii="Times New Roman" w:eastAsia="Calibri" w:hAnsi="Times New Roman" w:cs="Times New Roman"/>
+          <w:bCs/>
+        </w:rPr>
+        <w:t>4</w:t>
+      </w:r>
+      <w:r>
+        <w:rPr>
+          <w:rFonts w:ascii="Times New Roman" w:eastAsia="Calibri" w:hAnsi="Times New Roman" w:cs="Times New Roman"/>
+          <w:bCs/>
+        </w:rPr>
+        <w:t>.</w:t>
+      </w:r>
+    </w:p>
+    <w:p>
+      <w:pPr>
+        <w:spacing w:after="0" w:line="240" w:lineRule="auto"/>
+        <w:ind w:firstLine="851"/>
+        <w:jc w:val="both"/>
+        <w:rPr>
+          <w:rFonts w:ascii="Times New Roman" w:eastAsia="Calibri" w:hAnsi="Times New Roman" w:cs="Times New Roman"/>
+          <w:bCs/>
+        </w:rPr>
+      </w:pPr>
+      <w:r>
+        <w:rPr>
+          <w:rFonts w:ascii="Times New Roman" w:eastAsia="Calibri" w:hAnsi="Times New Roman" w:cs="Times New Roman"/>
+          <w:bCs/>
+        </w:rPr>
+        <w:t>Листинг 1</w:t>
+      </w:r>
+      <w:r>
+        <w:rPr>
+          <w:rFonts w:ascii="Times New Roman" w:eastAsia="Calibri" w:hAnsi="Times New Roman" w:cs="Times New Roman"/>
+          <w:bCs/>
+        </w:rPr>
+        <w:t>4</w:t>
+      </w:r>
+      <w:r>
+        <w:rPr>
+          <w:rFonts w:ascii="Times New Roman" w:eastAsia="Calibri" w:hAnsi="Times New Roman" w:cs="Times New Roman"/>
+          <w:bCs/>
+        </w:rPr>
+        <w:t xml:space="preserve">. Код программы на языке программирования </w:t>
+      </w:r>
+      <w:r>
+        <w:rPr>
+          <w:rFonts w:ascii="Times New Roman" w:eastAsia="Calibri" w:hAnsi="Times New Roman" w:cs="Times New Roman"/>
+          <w:bCs/>
+          <w:lang w:val="en-US"/>
+        </w:rPr>
+        <w:t>C</w:t>
+      </w:r>
+      <w:r>
+        <w:rPr>
+          <w:rFonts w:ascii="Times New Roman" w:eastAsia="Calibri" w:hAnsi="Times New Roman" w:cs="Times New Roman"/>
+          <w:bCs/>
+        </w:rPr>
+        <w:t>#.</w:t>
+      </w:r>
+    </w:p>
+    <w:p>
+      <w:pPr>
+        <w:spacing w:after="0" w:line="240" w:lineRule="auto"/>
+        <w:ind w:firstLine="851"/>
+        <w:jc w:val="both"/>
+        <w:rPr>
+          <w:rFonts w:ascii="Courier New" w:hAnsi="Courier New" w:cs="Courier New"/>
+          <w:color w:val="000000"/>
+          <w:kern w:val="0"/>
+          <w:sz w:val="16"/>
+          <w:szCs w:val="16"/>
+          <w:highlight w:val="white"/>
+          <w:lang w:val="en-US"/>
+        </w:rPr>
+      </w:pPr>
+      <w:r>
+        <w:rPr>
+          <w:rFonts w:ascii="Courier New" w:hAnsi="Courier New" w:cs="Courier New"/>
+          <w:color w:val="0000FF"/>
+          <w:kern w:val="0"/>
+          <w:sz w:val="16"/>
+          <w:szCs w:val="16"/>
+          <w:highlight w:val="white"/>
+          <w:lang w:val="en-US"/>
+        </w:rPr>
+        <w:t>using</w:t>
+      </w:r>
+      <w:r>
+        <w:rPr>
+          <w:rFonts w:ascii="Courier New" w:hAnsi="Courier New" w:cs="Courier New"/>
+          <w:color w:val="000000"/>
+          <w:kern w:val="0"/>
+          <w:sz w:val="16"/>
+          <w:szCs w:val="16"/>
+          <w:highlight w:val="white"/>
+          <w:lang w:val="en-US"/>
+        </w:rPr>
+        <w:t xml:space="preserve"> System;</w:t>
+      </w:r>
+    </w:p>
+    <w:p>
+      <w:pPr>
+        <w:autoSpaceDE w:val="0"/>
+        <w:autoSpaceDN w:val="0"/>
+        <w:adjustRightInd w:val="0"/>
+        <w:spacing w:after="0" w:line="240" w:lineRule="auto"/>
+        <w:ind w:firstLine="851"/>
+        <w:rPr>
+          <w:rFonts w:ascii="Courier New" w:hAnsi="Courier New" w:cs="Courier New"/>
+          <w:color w:val="000000"/>
+          <w:kern w:val="0"/>
+          <w:sz w:val="16"/>
+          <w:szCs w:val="16"/>
+          <w:highlight w:val="white"/>
+          <w:lang w:val="en-US"/>
+        </w:rPr>
+      </w:pPr>
+      <w:r>
+        <w:rPr>
+          <w:rFonts w:ascii="Courier New" w:hAnsi="Courier New" w:cs="Courier New"/>
+          <w:color w:val="0000FF"/>
+          <w:kern w:val="0"/>
+          <w:sz w:val="16"/>
+          <w:szCs w:val="16"/>
+          <w:highlight w:val="white"/>
+          <w:lang w:val="en-US"/>
+        </w:rPr>
+        <w:t>class</w:t>
+      </w:r>
+      <w:r>
+        <w:rPr>
+          <w:rFonts w:ascii="Courier New" w:hAnsi="Courier New" w:cs="Courier New"/>
+          <w:color w:val="000000"/>
+          <w:kern w:val="0"/>
+          <w:sz w:val="16"/>
+          <w:szCs w:val="16"/>
+          <w:highlight w:val="white"/>
+          <w:lang w:val="en-US"/>
+        </w:rPr>
         <w:t xml:space="preserve"> </w:t>
       </w:r>
       <w:r>
         <w:rPr>
-          <w:rFonts w:ascii="Times New Roman" w:eastAsia="Calibri" w:hAnsi="Times New Roman" w:cs="Times New Roman"/>
-          <w:bCs/>
-        </w:rPr>
-        <w:t>Код для выполнения представлен в листинге 1</w:t>
-      </w:r>
-      <w:r>
-        <w:rPr>
-          <w:rFonts w:ascii="Times New Roman" w:eastAsia="Calibri" w:hAnsi="Times New Roman" w:cs="Times New Roman"/>
-          <w:bCs/>
-        </w:rPr>
-        <w:t>4</w:t>
-      </w:r>
-      <w:r>
-        <w:rPr>
-          <w:rFonts w:ascii="Times New Roman" w:eastAsia="Calibri" w:hAnsi="Times New Roman" w:cs="Times New Roman"/>
-          <w:bCs/>
-        </w:rPr>
-        <w:t>.</w:t>
-      </w:r>
-    </w:p>
-    <w:p>
-      <w:pPr>
-        <w:spacing w:after="0" w:line="240" w:lineRule="auto"/>
-        <w:ind w:firstLine="851"/>
-        <w:jc w:val="both"/>
-        <w:rPr>
-          <w:rFonts w:ascii="Times New Roman" w:eastAsia="Calibri" w:hAnsi="Times New Roman" w:cs="Times New Roman"/>
-          <w:bCs/>
-        </w:rPr>
-      </w:pPr>
-      <w:r>
-        <w:rPr>
-          <w:rFonts w:ascii="Times New Roman" w:eastAsia="Calibri" w:hAnsi="Times New Roman" w:cs="Times New Roman"/>
-          <w:bCs/>
-        </w:rPr>
-        <w:t>Листинг 1</w:t>
-      </w:r>
-      <w:r>
-        <w:rPr>
-          <w:rFonts w:ascii="Times New Roman" w:eastAsia="Calibri" w:hAnsi="Times New Roman" w:cs="Times New Roman"/>
-          <w:bCs/>
-        </w:rPr>
-        <w:t>4</w:t>
-      </w:r>
-      <w:r>
-        <w:rPr>
-          <w:rFonts w:ascii="Times New Roman" w:eastAsia="Calibri" w:hAnsi="Times New Roman" w:cs="Times New Roman"/>
-          <w:bCs/>
-        </w:rPr>
-        <w:t xml:space="preserve">. Код программы на языке программирования </w:t>
-      </w:r>
-      <w:r>
-        <w:rPr>
-          <w:rFonts w:ascii="Times New Roman" w:eastAsia="Calibri" w:hAnsi="Times New Roman" w:cs="Times New Roman"/>
-          <w:bCs/>
-          <w:lang w:val="en-US"/>
-        </w:rPr>
-        <w:t>C</w:t>
-      </w:r>
-      <w:r>
-        <w:rPr>
-          <w:rFonts w:ascii="Times New Roman" w:eastAsia="Calibri" w:hAnsi="Times New Roman" w:cs="Times New Roman"/>
-          <w:bCs/>
-        </w:rPr>
-        <w:t>#.</w:t>
-      </w:r>
-    </w:p>
-    <w:p>
-      <w:pPr>
-        <w:spacing w:after="0" w:line="240" w:lineRule="auto"/>
-        <w:ind w:firstLine="851"/>
-        <w:jc w:val="both"/>
-        <w:rPr>
-          <w:rFonts w:ascii="Courier New" w:hAnsi="Courier New" w:cs="Courier New"/>
-          <w:color w:val="000000"/>
-          <w:kern w:val="0"/>
-          <w:sz w:val="16"/>
-          <w:szCs w:val="16"/>
-          <w:highlight w:val="white"/>
-          <w:lang w:val="en-US"/>
-        </w:rPr>
-      </w:pPr>
+          <w:rFonts w:ascii="Courier New" w:hAnsi="Courier New" w:cs="Courier New"/>
+          <w:color w:val="2B91AF"/>
+          <w:kern w:val="0"/>
+          <w:sz w:val="16"/>
+          <w:szCs w:val="16"/>
+          <w:highlight w:val="white"/>
+          <w:lang w:val="en-US"/>
+        </w:rPr>
+        <w:t>Program</w:t>
+      </w:r>
+    </w:p>
+    <w:p>
+      <w:pPr>
+        <w:autoSpaceDE w:val="0"/>
+        <w:autoSpaceDN w:val="0"/>
+        <w:adjustRightInd w:val="0"/>
+        <w:spacing w:after="0" w:line="240" w:lineRule="auto"/>
+        <w:ind w:firstLine="851"/>
+        <w:rPr>
+          <w:rFonts w:ascii="Courier New" w:hAnsi="Courier New" w:cs="Courier New"/>
+          <w:color w:val="000000"/>
+          <w:kern w:val="0"/>
+          <w:sz w:val="16"/>
+          <w:szCs w:val="16"/>
+          <w:highlight w:val="white"/>
+          <w:lang w:val="en-US"/>
+        </w:rPr>
+      </w:pPr>
+      <w:r>
+        <w:rPr>
+          <w:rFonts w:ascii="Courier New" w:hAnsi="Courier New" w:cs="Courier New"/>
+          <w:color w:val="000000"/>
+          <w:kern w:val="0"/>
+          <w:sz w:val="16"/>
+          <w:szCs w:val="16"/>
+          <w:highlight w:val="white"/>
+          <w:lang w:val="en-US"/>
+        </w:rPr>
+        <w:t>{</w:t>
+      </w:r>
+    </w:p>
+    <w:p>
+      <w:pPr>
+        <w:autoSpaceDE w:val="0"/>
+        <w:autoSpaceDN w:val="0"/>
+        <w:adjustRightInd w:val="0"/>
+        <w:spacing w:after="0" w:line="240" w:lineRule="auto"/>
+        <w:ind w:firstLine="851"/>
+        <w:rPr>
+          <w:rFonts w:ascii="Courier New" w:hAnsi="Courier New" w:cs="Courier New"/>
+          <w:color w:val="000000"/>
+          <w:kern w:val="0"/>
+          <w:sz w:val="16"/>
+          <w:szCs w:val="16"/>
+          <w:highlight w:val="white"/>
+          <w:lang w:val="en-US"/>
+        </w:rPr>
+      </w:pPr>
+      <w:r>
+        <w:rPr>
+          <w:rFonts w:ascii="Courier New" w:hAnsi="Courier New" w:cs="Courier New"/>
+          <w:color w:val="000000"/>
+          <w:kern w:val="0"/>
+          <w:sz w:val="16"/>
+          <w:szCs w:val="16"/>
+          <w:highlight w:val="white"/>
+          <w:lang w:val="en-US"/>
+        </w:rPr>
+        <w:t xml:space="preserve">    </w:t>
+      </w:r>
       <w:r>
         <w:rPr>
           <w:rFonts w:ascii="Courier New" w:hAnsi="Courier New" w:cs="Courier New"/>
@@ -39185,38 +39252,20 @@
           <w:highlight w:val="white"/>
           <w:lang w:val="en-US"/>
         </w:rPr>
-        <w:t>using</w:t>
-      </w:r>
-      <w:r>
-        <w:rPr>
-          <w:rFonts w:ascii="Courier New" w:hAnsi="Courier New" w:cs="Courier New"/>
-          <w:color w:val="000000"/>
-          <w:kern w:val="0"/>
-          <w:sz w:val="16"/>
-          <w:szCs w:val="16"/>
-          <w:highlight w:val="white"/>
-          <w:lang w:val="en-US"/>
-        </w:rPr>
-        <w:t xml:space="preserve"> System;</w:t>
-      </w:r>
-    </w:p>
-    <w:p>
-      <w:pPr>
-        <w:autoSpaceDE w:val="0"/>
-        <w:autoSpaceDN w:val="0"/>
-        <w:adjustRightInd w:val="0"/>
-        <w:spacing w:after="0" w:line="240" w:lineRule="auto"/>
-        <w:ind w:firstLine="851"/>
-        <w:rPr>
-          <w:rFonts w:ascii="Courier New" w:hAnsi="Courier New" w:cs="Courier New"/>
-          <w:color w:val="000000"/>
-          <w:kern w:val="0"/>
-          <w:sz w:val="16"/>
-          <w:szCs w:val="16"/>
-          <w:highlight w:val="white"/>
-          <w:lang w:val="en-US"/>
-        </w:rPr>
-      </w:pPr>
+        <w:t>static</w:t>
+      </w:r>
+      <w:r>
+        <w:rPr>
+          <w:rFonts w:ascii="Courier New" w:hAnsi="Courier New" w:cs="Courier New"/>
+          <w:color w:val="000000"/>
+          <w:kern w:val="0"/>
+          <w:sz w:val="16"/>
+          <w:szCs w:val="16"/>
+          <w:highlight w:val="white"/>
+          <w:lang w:val="en-US"/>
+        </w:rPr>
+        <w:t xml:space="preserve"> </w:t>
+      </w:r>
       <w:r>
         <w:rPr>
           <w:rFonts w:ascii="Courier New" w:hAnsi="Courier New" w:cs="Courier New"/>
@@ -39227,7 +39276,7 @@
           <w:highlight w:val="white"/>
           <w:lang w:val="en-US"/>
         </w:rPr>
-        <w:t>class</w:t>
+        <w:t>void</w:t>
       </w:r>
       <w:r>
         <w:rPr>
@@ -39241,36 +39290,62 @@
         </w:rPr>
         <w:t xml:space="preserve"> </w:t>
       </w:r>
-      <w:r>
-        <w:rPr>
-          <w:rFonts w:ascii="Courier New" w:hAnsi="Courier New" w:cs="Courier New"/>
-          <w:color w:val="2B91AF"/>
-          <w:kern w:val="0"/>
-          <w:sz w:val="16"/>
-          <w:szCs w:val="16"/>
-          <w:highlight w:val="white"/>
-          <w:lang w:val="en-US"/>
-        </w:rPr>
-        <w:t>Program</w:t>
-      </w:r>
-    </w:p>
-    <w:p>
-      <w:pPr>
-        <w:autoSpaceDE w:val="0"/>
-        <w:autoSpaceDN w:val="0"/>
-        <w:adjustRightInd w:val="0"/>
-        <w:spacing w:after="0" w:line="240" w:lineRule="auto"/>
-        <w:ind w:firstLine="851"/>
-        <w:rPr>
-          <w:rFonts w:ascii="Courier New" w:hAnsi="Courier New" w:cs="Courier New"/>
-          <w:color w:val="000000"/>
-          <w:kern w:val="0"/>
-          <w:sz w:val="16"/>
-          <w:szCs w:val="16"/>
-          <w:highlight w:val="white"/>
-          <w:lang w:val="en-US"/>
-        </w:rPr>
-      </w:pPr>
+      <w:proofErr w:type="gramStart"/>
+      <w:r>
+        <w:rPr>
+          <w:rFonts w:ascii="Courier New" w:hAnsi="Courier New" w:cs="Courier New"/>
+          <w:color w:val="000000"/>
+          <w:kern w:val="0"/>
+          <w:sz w:val="16"/>
+          <w:szCs w:val="16"/>
+          <w:highlight w:val="white"/>
+          <w:lang w:val="en-US"/>
+        </w:rPr>
+        <w:t>Main(</w:t>
+      </w:r>
+      <w:proofErr w:type="gramEnd"/>
+      <w:r>
+        <w:rPr>
+          <w:rFonts w:ascii="Courier New" w:hAnsi="Courier New" w:cs="Courier New"/>
+          <w:color w:val="000000"/>
+          <w:kern w:val="0"/>
+          <w:sz w:val="16"/>
+          <w:szCs w:val="16"/>
+          <w:highlight w:val="white"/>
+          <w:lang w:val="en-US"/>
+        </w:rPr>
+        <w:t>)</w:t>
+      </w:r>
+    </w:p>
+    <w:p>
+      <w:pPr>
+        <w:autoSpaceDE w:val="0"/>
+        <w:autoSpaceDN w:val="0"/>
+        <w:adjustRightInd w:val="0"/>
+        <w:spacing w:after="0" w:line="240" w:lineRule="auto"/>
+        <w:ind w:firstLine="851"/>
+        <w:rPr>
+          <w:rFonts w:ascii="Courier New" w:hAnsi="Courier New" w:cs="Courier New"/>
+          <w:color w:val="000000"/>
+          <w:kern w:val="0"/>
+          <w:sz w:val="16"/>
+          <w:szCs w:val="16"/>
+          <w:highlight w:val="white"/>
+          <w:lang w:val="en-US"/>
+        </w:rPr>
+      </w:pPr>
+      <w:r>
+        <w:rPr>
+          <w:rFonts w:ascii="Courier New" w:hAnsi="Courier New" w:cs="Courier New"/>
+          <w:color w:val="000000"/>
+          <w:kern w:val="0"/>
+          <w:sz w:val="16"/>
+          <w:szCs w:val="16"/>
+          <w:highlight w:val="white"/>
+          <w:lang w:val="en-US"/>
+        </w:rPr>
+        <w:t xml:space="preserve">    </w:t>
+      </w:r>
       <w:r>
         <w:rPr>
           <w:rFonts w:ascii="Courier New" w:hAnsi="Courier New" w:cs="Courier New"/>
@@ -39298,160 +39373,17 @@
           <w:sz w:val="16"/>
           <w:szCs w:val="16"/>
           <w:highlight w:val="white"/>
-          <w:lang w:val="en-US"/>
-        </w:rPr>
-      </w:pPr>
-      <w:r>
-        <w:rPr>
-          <w:rFonts w:ascii="Courier New" w:hAnsi="Courier New" w:cs="Courier New"/>
-          <w:color w:val="000000"/>
-          <w:kern w:val="0"/>
-          <w:sz w:val="16"/>
-          <w:szCs w:val="16"/>
-          <w:highlight w:val="white"/>
-          <w:lang w:val="en-US"/>
-        </w:rPr>
-        <w:t xml:space="preserve">    </w:t>
-      </w:r>
-      <w:r>
-        <w:rPr>
-          <w:rFonts w:ascii="Courier New" w:hAnsi="Courier New" w:cs="Courier New"/>
-          <w:color w:val="0000FF"/>
-          <w:kern w:val="0"/>
-          <w:sz w:val="16"/>
-          <w:szCs w:val="16"/>
-          <w:highlight w:val="white"/>
-          <w:lang w:val="en-US"/>
-        </w:rPr>
-        <w:t>static</w:t>
-      </w:r>
-      <w:r>
-        <w:rPr>
-          <w:rFonts w:ascii="Courier New" w:hAnsi="Courier New" w:cs="Courier New"/>
-          <w:color w:val="000000"/>
-          <w:kern w:val="0"/>
-          <w:sz w:val="16"/>
-          <w:szCs w:val="16"/>
-          <w:highlight w:val="white"/>
-          <w:lang w:val="en-US"/>
-        </w:rPr>
-        <w:t xml:space="preserve"> </w:t>
-      </w:r>
-      <w:r>
-        <w:rPr>
-          <w:rFonts w:ascii="Courier New" w:hAnsi="Courier New" w:cs="Courier New"/>
-          <w:color w:val="0000FF"/>
-          <w:kern w:val="0"/>
-          <w:sz w:val="16"/>
-          <w:szCs w:val="16"/>
-          <w:highlight w:val="white"/>
-          <w:lang w:val="en-US"/>
-        </w:rPr>
-        <w:t>void</w:t>
-      </w:r>
-      <w:r>
-        <w:rPr>
-          <w:rFonts w:ascii="Courier New" w:hAnsi="Courier New" w:cs="Courier New"/>
-          <w:color w:val="000000"/>
-          <w:kern w:val="0"/>
-          <w:sz w:val="16"/>
-          <w:szCs w:val="16"/>
-          <w:highlight w:val="white"/>
-          <w:lang w:val="en-US"/>
-        </w:rPr>
-        <w:t xml:space="preserve"> </w:t>
-      </w:r>
-      <w:proofErr w:type="gramStart"/>
-      <w:r>
-        <w:rPr>
-          <w:rFonts w:ascii="Courier New" w:hAnsi="Courier New" w:cs="Courier New"/>
-          <w:color w:val="000000"/>
-          <w:kern w:val="0"/>
-          <w:sz w:val="16"/>
-          <w:szCs w:val="16"/>
-          <w:highlight w:val="white"/>
-          <w:lang w:val="en-US"/>
-        </w:rPr>
-        <w:t>Main(</w:t>
-      </w:r>
-      <w:proofErr w:type="gramEnd"/>
-      <w:r>
-        <w:rPr>
-          <w:rFonts w:ascii="Courier New" w:hAnsi="Courier New" w:cs="Courier New"/>
-          <w:color w:val="000000"/>
-          <w:kern w:val="0"/>
-          <w:sz w:val="16"/>
-          <w:szCs w:val="16"/>
-          <w:highlight w:val="white"/>
-          <w:lang w:val="en-US"/>
-        </w:rPr>
-        <w:t>)</w:t>
-      </w:r>
-    </w:p>
-    <w:p>
-      <w:pPr>
-        <w:autoSpaceDE w:val="0"/>
-        <w:autoSpaceDN w:val="0"/>
-        <w:adjustRightInd w:val="0"/>
-        <w:spacing w:after="0" w:line="240" w:lineRule="auto"/>
-        <w:ind w:firstLine="851"/>
-        <w:rPr>
-          <w:rFonts w:ascii="Courier New" w:hAnsi="Courier New" w:cs="Courier New"/>
-          <w:color w:val="000000"/>
-          <w:kern w:val="0"/>
-          <w:sz w:val="16"/>
-          <w:szCs w:val="16"/>
-          <w:highlight w:val="white"/>
-        </w:rPr>
-      </w:pPr>
-      <w:r>
-        <w:rPr>
-          <w:rFonts w:ascii="Courier New" w:hAnsi="Courier New" w:cs="Courier New"/>
-          <w:color w:val="000000"/>
-          <w:kern w:val="0"/>
-          <w:sz w:val="16"/>
-          <w:szCs w:val="16"/>
-          <w:highlight w:val="white"/>
-          <w:lang w:val="en-US"/>
-        </w:rPr>
-        <w:t xml:space="preserve">    </w:t>
-      </w:r>
-      <w:r>
-        <w:rPr>
-          <w:rFonts w:ascii="Courier New" w:hAnsi="Courier New" w:cs="Courier New"/>
-          <w:color w:val="000000"/>
-          <w:kern w:val="0"/>
-          <w:sz w:val="16"/>
-          <w:szCs w:val="16"/>
-          <w:highlight w:val="white"/>
-        </w:rPr>
-        <w:t>{</w:t>
-      </w:r>
-    </w:p>
-    <w:p>
-      <w:pPr>
-        <w:autoSpaceDE w:val="0"/>
-        <w:autoSpaceDN w:val="0"/>
-        <w:adjustRightInd w:val="0"/>
-        <w:spacing w:after="0" w:line="240" w:lineRule="auto"/>
-        <w:ind w:firstLine="851"/>
-        <w:rPr>
-          <w:rFonts w:ascii="Courier New" w:hAnsi="Courier New" w:cs="Courier New"/>
-          <w:color w:val="000000"/>
-          <w:kern w:val="0"/>
-          <w:sz w:val="16"/>
-          <w:szCs w:val="16"/>
-          <w:highlight w:val="white"/>
-        </w:rPr>
-      </w:pPr>
-      <w:r>
-        <w:rPr>
-          <w:rFonts w:ascii="Courier New" w:hAnsi="Courier New" w:cs="Courier New"/>
-          <w:color w:val="000000"/>
-          <w:kern w:val="0"/>
-          <w:sz w:val="16"/>
-          <w:szCs w:val="16"/>
-          <w:highlight w:val="white"/>
+        </w:rPr>
+      </w:pPr>
+      <w:r>
+        <w:rPr>
+          <w:rFonts w:ascii="Courier New" w:hAnsi="Courier New" w:cs="Courier New"/>
+          <w:color w:val="000000"/>
+          <w:kern w:val="0"/>
+          <w:sz w:val="16"/>
+          <w:szCs w:val="16"/>
+          <w:highlight w:val="white"/>
+          <w:lang w:val="en-US"/>
         </w:rPr>
         <w:t xml:space="preserve">        </w:t>
       </w:r>
@@ -40379,6 +40311,7 @@
           <w:sz w:val="16"/>
           <w:szCs w:val="16"/>
           <w:highlight w:val="white"/>
+          <w:lang w:val="en-US"/>
         </w:rPr>
       </w:pPr>
       <w:r>
@@ -40401,6 +40334,7 @@
           <w:sz w:val="16"/>
           <w:szCs w:val="16"/>
           <w:highlight w:val="white"/>
+          <w:lang w:val="en-US"/>
         </w:rPr>
         <w:t>}</w:t>
       </w:r>
@@ -40419,16 +40353,18 @@
           <w:sz w:val="16"/>
           <w:szCs w:val="16"/>
           <w:highlight w:val="white"/>
-        </w:rPr>
-      </w:pPr>
-      <w:r>
-        <w:rPr>
-          <w:rFonts w:ascii="Courier New" w:hAnsi="Courier New" w:cs="Courier New"/>
-          <w:color w:val="000000"/>
-          <w:kern w:val="0"/>
-          <w:sz w:val="16"/>
-          <w:szCs w:val="16"/>
-          <w:highlight w:val="white"/>
+          <w:lang w:val="en-US"/>
+        </w:rPr>
+      </w:pPr>
+      <w:r>
+        <w:rPr>
+          <w:rFonts w:ascii="Courier New" w:hAnsi="Courier New" w:cs="Courier New"/>
+          <w:color w:val="000000"/>
+          <w:kern w:val="0"/>
+          <w:sz w:val="16"/>
+          <w:szCs w:val="16"/>
+          <w:highlight w:val="white"/>
+          <w:lang w:val="en-US"/>
         </w:rPr>
         <w:t xml:space="preserve">        }</w:t>
       </w:r>
@@ -40447,33 +40383,36 @@
           <w:sz w:val="16"/>
           <w:szCs w:val="16"/>
           <w:highlight w:val="white"/>
-        </w:rPr>
-      </w:pPr>
-    </w:p>
-    <w:p>
-      <w:pPr>
-        <w:autoSpaceDE w:val="0"/>
-        <w:autoSpaceDN w:val="0"/>
-        <w:adjustRightInd w:val="0"/>
-        <w:spacing w:after="0" w:line="240" w:lineRule="auto"/>
-        <w:ind w:firstLine="851"/>
-        <w:rPr>
-          <w:rFonts w:ascii="Courier New" w:hAnsi="Courier New" w:cs="Courier New"/>
-          <w:color w:val="000000"/>
-          <w:kern w:val="0"/>
-          <w:sz w:val="16"/>
-          <w:szCs w:val="16"/>
-          <w:highlight w:val="white"/>
-        </w:rPr>
-      </w:pPr>
-      <w:r>
-        <w:rPr>
-          <w:rFonts w:ascii="Courier New" w:hAnsi="Courier New" w:cs="Courier New"/>
-          <w:color w:val="000000"/>
-          <w:kern w:val="0"/>
-          <w:sz w:val="16"/>
-          <w:szCs w:val="16"/>
-          <w:highlight w:val="white"/>
+          <w:lang w:val="en-US"/>
+        </w:rPr>
+      </w:pPr>
+    </w:p>
+    <w:p>
+      <w:pPr>
+        <w:autoSpaceDE w:val="0"/>
+        <w:autoSpaceDN w:val="0"/>
+        <w:adjustRightInd w:val="0"/>
+        <w:spacing w:after="0" w:line="240" w:lineRule="auto"/>
+        <w:ind w:firstLine="851"/>
+        <w:rPr>
+          <w:rFonts w:ascii="Courier New" w:hAnsi="Courier New" w:cs="Courier New"/>
+          <w:color w:val="000000"/>
+          <w:kern w:val="0"/>
+          <w:sz w:val="16"/>
+          <w:szCs w:val="16"/>
+          <w:highlight w:val="white"/>
+          <w:lang w:val="en-US"/>
+        </w:rPr>
+      </w:pPr>
+      <w:r>
+        <w:rPr>
+          <w:rFonts w:ascii="Courier New" w:hAnsi="Courier New" w:cs="Courier New"/>
+          <w:color w:val="000000"/>
+          <w:kern w:val="0"/>
+          <w:sz w:val="16"/>
+          <w:szCs w:val="16"/>
+          <w:highlight w:val="white"/>
+          <w:lang w:val="en-US"/>
         </w:rPr>
         <w:t xml:space="preserve">        </w:t>
       </w:r>
@@ -40485,6 +40424,7 @@
           <w:sz w:val="16"/>
           <w:szCs w:val="16"/>
           <w:highlight w:val="white"/>
+          <w:lang w:val="en-US"/>
         </w:rPr>
         <w:t>Console</w:t>
       </w:r>
@@ -40496,6 +40436,7 @@
           <w:sz w:val="16"/>
           <w:szCs w:val="16"/>
           <w:highlight w:val="white"/>
+          <w:lang w:val="en-US"/>
         </w:rPr>
         <w:t>.WriteLine(</w:t>
       </w:r>
@@ -40507,6 +40448,7 @@
           <w:sz w:val="16"/>
           <w:szCs w:val="16"/>
           <w:highlight w:val="white"/>
+          <w:lang w:val="en-US"/>
         </w:rPr>
         <w:t>"</w:t>
       </w:r>
@@ -40518,24 +40460,14 @@
           <w:sz w:val="16"/>
           <w:szCs w:val="16"/>
           <w:highlight w:val="white"/>
-        </w:rPr>
-        <w:t>\</w:t>
+          <w:lang w:val="en-US"/>
+        </w:rPr>
+        <w:t>\n</w:t>
       </w:r>
       <w:proofErr w:type="spellStart"/>
       <w:r>
         <w:rPr>
           <w:rFonts w:ascii="Courier New" w:hAnsi="Courier New" w:cs="Courier New"/>
-          <w:color w:val="9E5B71"/>
-          <w:kern w:val="0"/>
-          <w:sz w:val="16"/>
-          <w:szCs w:val="16"/>
-          <w:highlight w:val="white"/>
-        </w:rPr>
-        <w:t>n</w:t>
-      </w:r>
-      <w:r>
-        <w:rPr>
-          <w:rFonts w:ascii="Courier New" w:hAnsi="Courier New" w:cs="Courier New"/>
           <w:color w:val="A31515"/>
           <w:kern w:val="0"/>
           <w:sz w:val="16"/>
@@ -40553,17 +40485,42 @@
           <w:sz w:val="16"/>
           <w:szCs w:val="16"/>
           <w:highlight w:val="white"/>
-        </w:rPr>
-        <w:t xml:space="preserve"> матрица:"</w:t>
-      </w:r>
-      <w:r>
-        <w:rPr>
-          <w:rFonts w:ascii="Courier New" w:hAnsi="Courier New" w:cs="Courier New"/>
-          <w:color w:val="000000"/>
-          <w:kern w:val="0"/>
-          <w:sz w:val="16"/>
-          <w:szCs w:val="16"/>
-          <w:highlight w:val="white"/>
+          <w:lang w:val="en-US"/>
+        </w:rPr>
+        <w:t xml:space="preserve"> </w:t>
+      </w:r>
+      <w:r>
+        <w:rPr>
+          <w:rFonts w:ascii="Courier New" w:hAnsi="Courier New" w:cs="Courier New"/>
+          <w:color w:val="A31515"/>
+          <w:kern w:val="0"/>
+          <w:sz w:val="16"/>
+          <w:szCs w:val="16"/>
+          <w:highlight w:val="white"/>
+        </w:rPr>
+        <w:t>матрица</w:t>
+      </w:r>
+      <w:r>
+        <w:rPr>
+          <w:rFonts w:ascii="Courier New" w:hAnsi="Courier New" w:cs="Courier New"/>
+          <w:color w:val="A31515"/>
+          <w:kern w:val="0"/>
+          <w:sz w:val="16"/>
+          <w:szCs w:val="16"/>
+          <w:highlight w:val="white"/>
+          <w:lang w:val="en-US"/>
+        </w:rPr>
+        <w:t>:"</w:t>
+      </w:r>
+      <w:r>
+        <w:rPr>
+          <w:rFonts w:ascii="Courier New" w:hAnsi="Courier New" w:cs="Courier New"/>
+          <w:color w:val="000000"/>
+          <w:kern w:val="0"/>
+          <w:sz w:val="16"/>
+          <w:szCs w:val="16"/>
+          <w:highlight w:val="white"/>
+          <w:lang w:val="en-US"/>
         </w:rPr>
         <w:t>);</w:t>
       </w:r>
@@ -40582,20 +40539,21 @@
           <w:sz w:val="16"/>
           <w:szCs w:val="16"/>
           <w:highlight w:val="white"/>
-        </w:rPr>
-      </w:pPr>
-      <w:r>
-        <w:rPr>
-          <w:rFonts w:ascii="Courier New" w:hAnsi="Courier New" w:cs="Courier New"/>
-          <w:color w:val="000000"/>
-          <w:kern w:val="0"/>
-          <w:sz w:val="16"/>
-          <w:szCs w:val="16"/>
-          <w:highlight w:val="white"/>
+          <w:lang w:val="en-US"/>
+        </w:rPr>
+      </w:pPr>
+      <w:r>
+        <w:rPr>
+          <w:rFonts w:ascii="Courier New" w:hAnsi="Courier New" w:cs="Courier New"/>
+          <w:color w:val="000000"/>
+          <w:kern w:val="0"/>
+          <w:sz w:val="16"/>
+          <w:szCs w:val="16"/>
+          <w:highlight w:val="white"/>
+          <w:lang w:val="en-US"/>
         </w:rPr>
         <w:t xml:space="preserve">        </w:t>
       </w:r>
-      <w:proofErr w:type="spellStart"/>
       <w:proofErr w:type="gramStart"/>
       <w:r>
         <w:rPr>
@@ -40605,22 +40563,10 @@
           <w:sz w:val="16"/>
           <w:szCs w:val="16"/>
           <w:highlight w:val="white"/>
-        </w:rPr>
-        <w:t>PrintMatrixWithSums</w:t>
-      </w:r>
-      <w:proofErr w:type="spellEnd"/>
-      <w:r>
-        <w:rPr>
-          <w:rFonts w:ascii="Courier New" w:hAnsi="Courier New" w:cs="Courier New"/>
-          <w:color w:val="000000"/>
-          <w:kern w:val="0"/>
-          <w:sz w:val="16"/>
-          <w:szCs w:val="16"/>
-          <w:highlight w:val="white"/>
-        </w:rPr>
-        <w:t>(</w:t>
-      </w:r>
-      <w:proofErr w:type="spellStart"/>
+          <w:lang w:val="en-US"/>
+        </w:rPr>
+        <w:t>PrintMatrixWithSums(</w:t>
+      </w:r>
       <w:proofErr w:type="gramEnd"/>
       <w:r>
         <w:rPr>
@@ -40630,63 +40576,55 @@
           <w:sz w:val="16"/>
           <w:szCs w:val="16"/>
           <w:highlight w:val="white"/>
-        </w:rPr>
-        <w:t>matrix</w:t>
-      </w:r>
-      <w:proofErr w:type="spellEnd"/>
-      <w:r>
-        <w:rPr>
-          <w:rFonts w:ascii="Courier New" w:hAnsi="Courier New" w:cs="Courier New"/>
-          <w:color w:val="000000"/>
-          <w:kern w:val="0"/>
-          <w:sz w:val="16"/>
-          <w:szCs w:val="16"/>
-          <w:highlight w:val="white"/>
-        </w:rPr>
-        <w:t>, n);</w:t>
-      </w:r>
-    </w:p>
-    <w:p>
-      <w:pPr>
-        <w:autoSpaceDE w:val="0"/>
-        <w:autoSpaceDN w:val="0"/>
-        <w:adjustRightInd w:val="0"/>
-        <w:spacing w:after="0" w:line="240" w:lineRule="auto"/>
-        <w:ind w:firstLine="851"/>
-        <w:rPr>
-          <w:rFonts w:ascii="Courier New" w:hAnsi="Courier New" w:cs="Courier New"/>
-          <w:color w:val="000000"/>
-          <w:kern w:val="0"/>
-          <w:sz w:val="16"/>
-          <w:szCs w:val="16"/>
-          <w:highlight w:val="white"/>
-        </w:rPr>
-      </w:pPr>
-    </w:p>
-    <w:p>
-      <w:pPr>
-        <w:autoSpaceDE w:val="0"/>
-        <w:autoSpaceDN w:val="0"/>
-        <w:adjustRightInd w:val="0"/>
-        <w:spacing w:after="0" w:line="240" w:lineRule="auto"/>
-        <w:ind w:firstLine="851"/>
-        <w:rPr>
-          <w:rFonts w:ascii="Courier New" w:hAnsi="Courier New" w:cs="Courier New"/>
-          <w:color w:val="000000"/>
-          <w:kern w:val="0"/>
-          <w:sz w:val="16"/>
-          <w:szCs w:val="16"/>
-          <w:highlight w:val="white"/>
-        </w:rPr>
-      </w:pPr>
-      <w:r>
-        <w:rPr>
-          <w:rFonts w:ascii="Courier New" w:hAnsi="Courier New" w:cs="Courier New"/>
-          <w:color w:val="000000"/>
-          <w:kern w:val="0"/>
-          <w:sz w:val="16"/>
-          <w:szCs w:val="16"/>
-          <w:highlight w:val="white"/>
+          <w:lang w:val="en-US"/>
+        </w:rPr>
+        <w:t>matrix, n);</w:t>
+      </w:r>
+    </w:p>
+    <w:p>
+      <w:pPr>
+        <w:autoSpaceDE w:val="0"/>
+        <w:autoSpaceDN w:val="0"/>
+        <w:adjustRightInd w:val="0"/>
+        <w:spacing w:after="0" w:line="240" w:lineRule="auto"/>
+        <w:ind w:firstLine="851"/>
+        <w:rPr>
+          <w:rFonts w:ascii="Courier New" w:hAnsi="Courier New" w:cs="Courier New"/>
+          <w:color w:val="000000"/>
+          <w:kern w:val="0"/>
+          <w:sz w:val="16"/>
+          <w:szCs w:val="16"/>
+          <w:highlight w:val="white"/>
+          <w:lang w:val="en-US"/>
+        </w:rPr>
+      </w:pPr>
+    </w:p>
+    <w:p>
+      <w:pPr>
+        <w:autoSpaceDE w:val="0"/>
+        <w:autoSpaceDN w:val="0"/>
+        <w:adjustRightInd w:val="0"/>
+        <w:spacing w:after="0" w:line="240" w:lineRule="auto"/>
+        <w:ind w:firstLine="851"/>
+        <w:rPr>
+          <w:rFonts w:ascii="Courier New" w:hAnsi="Courier New" w:cs="Courier New"/>
+          <w:color w:val="000000"/>
+          <w:kern w:val="0"/>
+          <w:sz w:val="16"/>
+          <w:szCs w:val="16"/>
+          <w:highlight w:val="white"/>
+          <w:lang w:val="en-US"/>
+        </w:rPr>
+      </w:pPr>
+      <w:r>
+        <w:rPr>
+          <w:rFonts w:ascii="Courier New" w:hAnsi="Courier New" w:cs="Courier New"/>
+          <w:color w:val="000000"/>
+          <w:kern w:val="0"/>
+          <w:sz w:val="16"/>
+          <w:szCs w:val="16"/>
+          <w:highlight w:val="white"/>
+          <w:lang w:val="en-US"/>
         </w:rPr>
         <w:t xml:space="preserve">        </w:t>
       </w:r>
@@ -40698,35 +40636,186 @@
           <w:sz w:val="16"/>
           <w:szCs w:val="16"/>
           <w:highlight w:val="white"/>
-        </w:rPr>
-        <w:t>// сортировка строк методом пузырька по суммам элементов</w:t>
-      </w:r>
-    </w:p>
-    <w:p>
-      <w:pPr>
-        <w:autoSpaceDE w:val="0"/>
-        <w:autoSpaceDN w:val="0"/>
-        <w:adjustRightInd w:val="0"/>
-        <w:spacing w:after="0" w:line="240" w:lineRule="auto"/>
-        <w:ind w:firstLine="851"/>
-        <w:rPr>
-          <w:rFonts w:ascii="Courier New" w:hAnsi="Courier New" w:cs="Courier New"/>
-          <w:color w:val="000000"/>
-          <w:kern w:val="0"/>
-          <w:sz w:val="16"/>
-          <w:szCs w:val="16"/>
-          <w:highlight w:val="white"/>
-          <w:lang w:val="en-US"/>
-        </w:rPr>
-      </w:pPr>
-      <w:r>
-        <w:rPr>
-          <w:rFonts w:ascii="Courier New" w:hAnsi="Courier New" w:cs="Courier New"/>
-          <w:color w:val="000000"/>
-          <w:kern w:val="0"/>
-          <w:sz w:val="16"/>
-          <w:szCs w:val="16"/>
-          <w:highlight w:val="white"/>
+          <w:lang w:val="en-US"/>
+        </w:rPr>
+        <w:t xml:space="preserve">// </w:t>
+      </w:r>
+      <w:r>
+        <w:rPr>
+          <w:rFonts w:ascii="Courier New" w:hAnsi="Courier New" w:cs="Courier New"/>
+          <w:color w:val="008000"/>
+          <w:kern w:val="0"/>
+          <w:sz w:val="16"/>
+          <w:szCs w:val="16"/>
+          <w:highlight w:val="white"/>
+        </w:rPr>
+        <w:t>сортировка</w:t>
+      </w:r>
+      <w:r>
+        <w:rPr>
+          <w:rFonts w:ascii="Courier New" w:hAnsi="Courier New" w:cs="Courier New"/>
+          <w:color w:val="008000"/>
+          <w:kern w:val="0"/>
+          <w:sz w:val="16"/>
+          <w:szCs w:val="16"/>
+          <w:highlight w:val="white"/>
+          <w:lang w:val="en-US"/>
+        </w:rPr>
+        <w:t xml:space="preserve"> </w:t>
+      </w:r>
+      <w:r>
+        <w:rPr>
+          <w:rFonts w:ascii="Courier New" w:hAnsi="Courier New" w:cs="Courier New"/>
+          <w:color w:val="008000"/>
+          <w:kern w:val="0"/>
+          <w:sz w:val="16"/>
+          <w:szCs w:val="16"/>
+          <w:highlight w:val="white"/>
+        </w:rPr>
+        <w:t>строк</w:t>
+      </w:r>
+      <w:r>
+        <w:rPr>
+          <w:rFonts w:ascii="Courier New" w:hAnsi="Courier New" w:cs="Courier New"/>
+          <w:color w:val="008000"/>
+          <w:kern w:val="0"/>
+          <w:sz w:val="16"/>
+          <w:szCs w:val="16"/>
+          <w:highlight w:val="white"/>
+          <w:lang w:val="en-US"/>
+        </w:rPr>
+        <w:t xml:space="preserve"> </w:t>
+      </w:r>
+      <w:r>
+        <w:rPr>
+          <w:rFonts w:ascii="Courier New" w:hAnsi="Courier New" w:cs="Courier New"/>
+          <w:color w:val="008000"/>
+          <w:kern w:val="0"/>
+          <w:sz w:val="16"/>
+          <w:szCs w:val="16"/>
+          <w:highlight w:val="white"/>
+        </w:rPr>
+        <w:t>методом</w:t>
+      </w:r>
+      <w:r>
+        <w:rPr>
+          <w:rFonts w:ascii="Courier New" w:hAnsi="Courier New" w:cs="Courier New"/>
+          <w:color w:val="008000"/>
+          <w:kern w:val="0"/>
+          <w:sz w:val="16"/>
+          <w:szCs w:val="16"/>
+          <w:highlight w:val="white"/>
+          <w:lang w:val="en-US"/>
+        </w:rPr>
+        <w:t xml:space="preserve"> </w:t>
+      </w:r>
+      <w:r>
+        <w:rPr>
+          <w:rFonts w:ascii="Courier New" w:hAnsi="Courier New" w:cs="Courier New"/>
+          <w:color w:val="008000"/>
+          <w:kern w:val="0"/>
+          <w:sz w:val="16"/>
+          <w:szCs w:val="16"/>
+          <w:highlight w:val="white"/>
+        </w:rPr>
+        <w:t>пузырька</w:t>
+      </w:r>
+      <w:r>
+        <w:rPr>
+          <w:rFonts w:ascii="Courier New" w:hAnsi="Courier New" w:cs="Courier New"/>
+          <w:color w:val="008000"/>
+          <w:kern w:val="0"/>
+          <w:sz w:val="16"/>
+          <w:szCs w:val="16"/>
+          <w:highlight w:val="white"/>
+          <w:lang w:val="en-US"/>
+        </w:rPr>
+        <w:t xml:space="preserve"> </w:t>
+      </w:r>
+      <w:r>
+        <w:rPr>
+          <w:rFonts w:ascii="Courier New" w:hAnsi="Courier New" w:cs="Courier New"/>
+          <w:color w:val="008000"/>
+          <w:kern w:val="0"/>
+          <w:sz w:val="16"/>
+          <w:szCs w:val="16"/>
+          <w:highlight w:val="white"/>
+        </w:rPr>
+        <w:t>по</w:t>
+      </w:r>
+      <w:r>
+        <w:rPr>
+          <w:rFonts w:ascii="Courier New" w:hAnsi="Courier New" w:cs="Courier New"/>
+          <w:color w:val="008000"/>
+          <w:kern w:val="0"/>
+          <w:sz w:val="16"/>
+          <w:szCs w:val="16"/>
+          <w:highlight w:val="white"/>
+          <w:lang w:val="en-US"/>
+        </w:rPr>
+        <w:t xml:space="preserve"> </w:t>
+      </w:r>
+      <w:r>
+        <w:rPr>
+          <w:rFonts w:ascii="Courier New" w:hAnsi="Courier New" w:cs="Courier New"/>
+          <w:color w:val="008000"/>
+          <w:kern w:val="0"/>
+          <w:sz w:val="16"/>
+          <w:szCs w:val="16"/>
+          <w:highlight w:val="white"/>
+        </w:rPr>
+        <w:t>суммам</w:t>
+      </w:r>
+      <w:r>
+        <w:rPr>
+          <w:rFonts w:ascii="Courier New" w:hAnsi="Courier New" w:cs="Courier New"/>
+          <w:color w:val="008000"/>
+          <w:kern w:val="0"/>
+          <w:sz w:val="16"/>
+          <w:szCs w:val="16"/>
+          <w:highlight w:val="white"/>
+          <w:lang w:val="en-US"/>
+        </w:rPr>
+        <w:t xml:space="preserve"> </w:t>
+      </w:r>
+      <w:r>
+        <w:rPr>
+          <w:rFonts w:ascii="Courier New" w:hAnsi="Courier New" w:cs="Courier New"/>
+          <w:color w:val="008000"/>
+          <w:kern w:val="0"/>
+          <w:sz w:val="16"/>
+          <w:szCs w:val="16"/>
+          <w:highlight w:val="white"/>
+        </w:rPr>
+        <w:t>элементов</w:t>
+      </w:r>
+    </w:p>
+    <w:p>
+      <w:pPr>
+        <w:autoSpaceDE w:val="0"/>
+        <w:autoSpaceDN w:val="0"/>
+        <w:adjustRightInd w:val="0"/>
+        <w:spacing w:after="0" w:line="240" w:lineRule="auto"/>
+        <w:ind w:firstLine="851"/>
+        <w:rPr>
+          <w:rFonts w:ascii="Courier New" w:hAnsi="Courier New" w:cs="Courier New"/>
+          <w:color w:val="000000"/>
+          <w:kern w:val="0"/>
+          <w:sz w:val="16"/>
+          <w:szCs w:val="16"/>
+          <w:highlight w:val="white"/>
+          <w:lang w:val="en-US"/>
+        </w:rPr>
+      </w:pPr>
+      <w:r>
+        <w:rPr>
+          <w:rFonts w:ascii="Courier New" w:hAnsi="Courier New" w:cs="Courier New"/>
+          <w:color w:val="000000"/>
+          <w:kern w:val="0"/>
+          <w:sz w:val="16"/>
+          <w:szCs w:val="16"/>
+          <w:highlight w:val="white"/>
+          <w:lang w:val="en-US"/>
         </w:rPr>
         <w:t xml:space="preserve">        </w:t>
       </w:r>
@@ -43979,6 +44068,7 @@
         <w:rPr>
           <w:rFonts w:ascii="Times New Roman" w:eastAsia="Calibri" w:hAnsi="Times New Roman" w:cs="Times New Roman"/>
           <w:bCs/>
+          <w:noProof/>
           <w:kern w:val="0"/>
         </w:rPr>
         <w:drawing>
@@ -44802,6 +44892,7 @@
   <w:style w:type="character" w:default="1" w:styleId="a0">
     <w:name w:val="Default Paragraph Font"/>
     <w:uiPriority w:val="1"/>
+    <w:semiHidden/>
     <w:unhideWhenUsed/>
   </w:style>
   <w:style w:type="table" w:default="1" w:styleId="a1">
